--- a/RAPOR.docx
+++ b/RAPOR.docx
@@ -20,7 +20,7 @@
           <w:noProof/>
         </w:rPr>
         <w:drawing>
-          <wp:inline distT="0" distB="0" distL="0" distR="0" wp14:anchorId="537ECBD4" wp14:editId="5E5BCF05">
+          <wp:inline distT="0" distB="0" distL="0" distR="0" wp14:anchorId="537ECBD4" wp14:editId="7B39F2A6">
             <wp:extent cx="2268071" cy="2268071"/>
             <wp:effectExtent l="0" t="0" r="5715" b="5715"/>
             <wp:docPr id="756522366" name="Picture 1"/>
@@ -159,18 +159,28 @@
         </w:rPr>
         <w:t xml:space="preserve">GitHub: </w:t>
       </w:r>
-      <w:hyperlink r:id="rId7" w:history="1">
-        <w:r>
-          <w:rPr>
-            <w:rStyle w:val="Lienhypertexte"/>
-            <w:b/>
-            <w:bCs/>
-            <w:sz w:val="32"/>
-            <w:szCs w:val="32"/>
-          </w:rPr>
-          <w:t>https://github.com/ismailbsrn/DatabaseRecoveryScenarios-1</w:t>
-        </w:r>
-      </w:hyperlink>
+      <w:r>
+        <w:fldChar w:fldCharType="begin"/>
+      </w:r>
+      <w:r>
+        <w:instrText>HYPERLINK "https://github.com/ismailbsrn/DatabaseRecoveryScenarios-1"</w:instrText>
+      </w:r>
+      <w:r>
+        <w:fldChar w:fldCharType="separate"/>
+      </w:r>
+      <w:r>
+        <w:rPr>
+          <w:rStyle w:val="Lienhypertexte"/>
+          <w:b/>
+          <w:bCs/>
+          <w:sz w:val="32"/>
+          <w:szCs w:val="32"/>
+        </w:rPr>
+        <w:t>https://github.com/ismailbsrn/DatabaseRecoveryScenarios-1</w:t>
+      </w:r>
+      <w:r>
+        <w:fldChar w:fldCharType="end"/>
+      </w:r>
     </w:p>
     <w:p>
       <w:pPr>
@@ -468,7 +478,14 @@
         <w:spacing w:before="240"/>
       </w:pPr>
       <w:r>
-        <w:t xml:space="preserve">Tam Yedekleme: Veri tabanının tamamının yedeklenmesidir. Yedekleme boyutu çok büyük olduğundan yedekleme uzun sürmektedir. Bu niteliklerinden ötürü özellikle büyük boyutlu veri tabanlarında temel yedek olarak tercih edilmektedir ve diğer </w:t>
+        <w:rPr>
+          <w:b/>
+          <w:bCs/>
+        </w:rPr>
+        <w:t>Tam Yedekleme:</w:t>
+      </w:r>
+      <w:r>
+        <w:t xml:space="preserve"> Veri tabanının tamamının yedeklenmesidir. Yedekleme boyutu çok büyük olduğundan yedekleme uzun sürmektedir. Bu niteliklerinden ötürü özellikle büyük boyutlu veri tabanlarında temel yedek olarak tercih edilmektedir ve diğer </w:t>
       </w:r>
       <w:r>
         <w:t>yedekleme yöntemleri için bir başlangıç noktası işlevi görmektedir</w:t>
@@ -490,10 +507,21 @@
         <w:spacing w:before="240"/>
       </w:pPr>
       <w:r>
+        <w:rPr>
+          <w:b/>
+          <w:bCs/>
+        </w:rPr>
         <w:t>Farklı/Diferansiyel</w:t>
       </w:r>
       <w:r>
-        <w:t xml:space="preserve"> Yedekleme: </w:t>
+        <w:rPr>
+          <w:b/>
+          <w:bCs/>
+        </w:rPr>
+        <w:t xml:space="preserve"> Yedekleme:</w:t>
+      </w:r>
+      <w:r>
+        <w:t xml:space="preserve"> </w:t>
       </w:r>
       <w:r>
         <w:t>Tam yedeklemeden sonra değişen ve yeni eklenen verilerin yedeklenmesidir. Tam yedekleme üzerinden geçen süre arttırkça yedekleme boyutu artmaktadır. Yedeklerin geri yüklenebilmesi için son alınan tam yedeğe ve artımsal yedeğe ihtiyaç duyulmaktadır.</w:t>
@@ -512,29 +540,17 @@
         <w:t xml:space="preserve"> </w:t>
       </w:r>
       <w:r>
-        <w:t>Artımlı Yedekleme: Tür farketmeksizin alınan son yedekten bu yana yalnızca değişen verilerin yedeklenmesidir. Yedekleme işlemi çok küçük boyutludur bundan ötürü yedekleme işlemi çok kısa sürmektedir.</w:t>
+        <w:rPr>
+          <w:b/>
+          <w:bCs/>
+        </w:rPr>
+        <w:t>Artımlı Yedekleme:</w:t>
+      </w:r>
+      <w:r>
+        <w:t xml:space="preserve"> Tür farketmeksizin alınan son yedekten bu yana yalnızca değişen verilerin yedeklenmesidir. Yedekleme işlemi çok küçük boyutludur bundan ötürü yedekleme işlemi çok kısa sürmektedir.</w:t>
       </w:r>
       <w:r>
         <w:t xml:space="preserve"> Ancak geri yükleme süreci karmaşık ve uzundur.</w:t>
-      </w:r>
-    </w:p>
-    <w:p>
-      <w:r>
-        <w:br w:type="page"/>
-      </w:r>
-    </w:p>
-    <w:p/>
-    <w:p>
-      <w:pPr>
-        <w:pStyle w:val="Titre1"/>
-      </w:pPr>
-      <w:r>
-        <w:t>Geliştirme Süreci</w:t>
-      </w:r>
-    </w:p>
-    <w:p>
-      <w:r>
-        <w:t>Geliştirme sürecinde kullanılan teknolojiler şu şekildeir:</w:t>
       </w:r>
     </w:p>
     <w:p>
@@ -542,417 +558,75 @@
         <w:pStyle w:val="Paragraphedeliste"/>
         <w:numPr>
           <w:ilvl w:val="0"/>
-          <w:numId w:val="5"/>
+          <w:numId w:val="10"/>
         </w:numPr>
-      </w:pPr>
-      <w:r>
-        <w:t>Geliştirme ortamı: Microsoft VS</w:t>
-      </w:r>
-      <w:r>
-        <w:t>Code, XCode</w:t>
-      </w:r>
-    </w:p>
-    <w:p>
-      <w:pPr>
-        <w:pStyle w:val="Paragraphedeliste"/>
-        <w:numPr>
-          <w:ilvl w:val="0"/>
-          <w:numId w:val="5"/>
-        </w:numPr>
-      </w:pPr>
-      <w:r>
-        <w:t>Versiyon kontrol: Git</w:t>
-      </w:r>
-    </w:p>
-    <w:p>
-      <w:pPr>
-        <w:pStyle w:val="Paragraphedeliste"/>
-        <w:numPr>
-          <w:ilvl w:val="0"/>
-          <w:numId w:val="5"/>
-        </w:numPr>
-      </w:pPr>
-      <w:r>
-        <w:t xml:space="preserve">Backend, veritabanı, ORM: FastAPI, </w:t>
-      </w:r>
-      <w:r>
-        <w:t>SQLite</w:t>
-      </w:r>
-      <w:r>
-        <w:t>, SQLAlchemy</w:t>
-      </w:r>
-    </w:p>
-    <w:p>
-      <w:pPr>
-        <w:pStyle w:val="Paragraphedeliste"/>
-        <w:numPr>
-          <w:ilvl w:val="0"/>
-          <w:numId w:val="5"/>
-        </w:numPr>
-      </w:pPr>
-      <w:r>
-        <w:t xml:space="preserve">Frontend, veritabanı: </w:t>
-      </w:r>
-      <w:r>
-        <w:t>ReactNative</w:t>
-      </w:r>
-      <w:r>
-        <w:t>, SQLit</w:t>
-      </w:r>
-      <w:r>
-        <w:t>e</w:t>
-      </w:r>
-    </w:p>
-    <w:p>
-      <w:pPr>
-        <w:pStyle w:val="Paragraphedeliste"/>
-        <w:numPr>
-          <w:ilvl w:val="0"/>
-          <w:numId w:val="5"/>
-        </w:numPr>
-      </w:pPr>
-      <w:r>
-        <w:t>Yardımcı araçlar: Microsoft Copilot AI Agent</w:t>
-      </w:r>
-    </w:p>
-    <w:p/>
-    <w:p>
-      <w:r>
-        <w:t>FlashCards uygulaması, yukarıda bahsedilen teknolojiler kullanılarak temel yazılım ve nesne yönelimli programlama yaklaşımlarına uygun olarak geliştirilmiştir. Uygulamanın testleri manuel yöntemlerle kapsamlı bir şekilde gerçekleştirilmiş ve herhangi bir sorunla karşılaşılmamıştır.</w:t>
-      </w:r>
-    </w:p>
-    <w:p>
-      <w:r>
-        <w:br w:type="page"/>
-      </w:r>
-    </w:p>
-    <w:p>
-      <w:pPr>
-        <w:pStyle w:val="Titre1"/>
-      </w:pPr>
-      <w:r>
-        <w:lastRenderedPageBreak/>
-        <w:t>Uygulamanın Konsept</w:t>
-      </w:r>
-      <w:r>
-        <w:t xml:space="preserve"> Tasarım</w:t>
-      </w:r>
-      <w:r>
-        <w:t>ı</w:t>
-      </w:r>
-    </w:p>
-    <w:p/>
-    <w:p>
-      <w:pPr>
+        <w:spacing w:before="240"/>
+      </w:pPr>
+      <w:r>
+        <w:rPr>
+          <w:b/>
+          <w:bCs/>
+          <w:lang w:val="tr-TR"/>
+        </w:rPr>
+        <w:t>İşlem Günlüğü Yedeklemesi:</w:t>
+      </w:r>
+      <w:r>
         <w:rPr>
           <w:lang w:val="tr-TR"/>
         </w:rPr>
-      </w:pPr>
-      <w:r>
-        <w:rPr>
-          <w:noProof/>
-          <w:lang w:val="tr-TR"/>
-        </w:rPr>
-        <mc:AlternateContent>
-          <mc:Choice Requires="wps">
-            <w:drawing>
-              <wp:anchor distT="0" distB="0" distL="114300" distR="114300" simplePos="0" relativeHeight="251661312" behindDoc="0" locked="0" layoutInCell="1" allowOverlap="1" wp14:anchorId="618763B5" wp14:editId="17E1F638">
-                <wp:simplePos x="0" y="0"/>
-                <wp:positionH relativeFrom="column">
-                  <wp:posOffset>3131820</wp:posOffset>
-                </wp:positionH>
-                <wp:positionV relativeFrom="paragraph">
-                  <wp:posOffset>5714743</wp:posOffset>
-                </wp:positionV>
-                <wp:extent cx="2762656" cy="369651"/>
-                <wp:effectExtent l="0" t="0" r="6350" b="0"/>
-                <wp:wrapNone/>
-                <wp:docPr id="47997110" name="Zone de texte 7"/>
-                <wp:cNvGraphicFramePr/>
-                <a:graphic xmlns:a="http://schemas.openxmlformats.org/drawingml/2006/main">
-                  <a:graphicData uri="http://schemas.microsoft.com/office/word/2010/wordprocessingShape">
-                    <wps:wsp>
-                      <wps:cNvSpPr txBox="1"/>
-                      <wps:spPr>
-                        <a:xfrm>
-                          <a:off x="0" y="0"/>
-                          <a:ext cx="2762656" cy="369651"/>
-                        </a:xfrm>
-                        <a:prstGeom prst="rect">
-                          <a:avLst/>
-                        </a:prstGeom>
-                        <a:solidFill>
-                          <a:schemeClr val="lt1"/>
-                        </a:solidFill>
-                        <a:ln w="6350">
-                          <a:noFill/>
-                        </a:ln>
-                      </wps:spPr>
-                      <wps:txbx>
-                        <w:txbxContent>
-                          <w:p>
-                            <w:pPr>
-                              <w:rPr>
-                                <w:lang w:val="tr-TR"/>
-                              </w:rPr>
-                            </w:pPr>
-                            <w:r>
-                              <w:rPr>
-                                <w:lang w:val="tr-TR"/>
-                              </w:rPr>
-                              <w:t>Şekil 2 Koleksiyonlar ekranı.</w:t>
-                            </w:r>
-                          </w:p>
-                        </w:txbxContent>
-                      </wps:txbx>
-                      <wps:bodyPr rot="0" spcFirstLastPara="0" vertOverflow="overflow" horzOverflow="overflow" vert="horz" wrap="square" lIns="91440" tIns="45720" rIns="91440" bIns="45720" numCol="1" spcCol="0" rtlCol="0" fromWordArt="0" anchor="t" anchorCtr="0" forceAA="0" compatLnSpc="1">
-                        <a:prstTxWarp prst="textNoShape">
-                          <a:avLst/>
-                        </a:prstTxWarp>
-                        <a:noAutofit/>
-                      </wps:bodyPr>
-                    </wps:wsp>
-                  </a:graphicData>
-                </a:graphic>
-                <wp14:sizeRelV relativeFrom="margin">
-                  <wp14:pctHeight>0</wp14:pctHeight>
-                </wp14:sizeRelV>
-              </wp:anchor>
-            </w:drawing>
-          </mc:Choice>
-          <mc:Fallback>
-            <w:pict>
-              <v:shapetype w14:anchorId="618763B5" id="_x0000_t202" coordsize="21600,21600" o:spt="202" path="m,l,21600r21600,l21600,xe">
-                <v:stroke joinstyle="miter"/>
-                <v:path gradientshapeok="t" o:connecttype="rect"/>
-              </v:shapetype>
-              <v:shape id="Zone de texte 7" o:spid="_x0000_s1026" type="#_x0000_t202" style="position:absolute;left:0;text-align:left;margin-left:246.6pt;margin-top:450pt;width:217.55pt;height:29.1pt;z-index:251661312;visibility:visible;mso-wrap-style:square;mso-height-percent:0;mso-wrap-distance-left:9pt;mso-wrap-distance-top:0;mso-wrap-distance-right:9pt;mso-wrap-distance-bottom:0;mso-position-horizontal:absolute;mso-position-horizontal-relative:text;mso-position-vertical:absolute;mso-position-vertical-relative:text;mso-height-percent:0;mso-height-relative:margin;v-text-anchor:top" o:gfxdata="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" fillcolor="white [3201]" stroked="f" strokeweight=".5pt">
-                <v:textbox>
-                  <w:txbxContent>
-                    <w:p>
-                      <w:pPr>
-                        <w:rPr>
-                          <w:lang w:val="tr-TR"/>
-                        </w:rPr>
-                      </w:pPr>
-                      <w:r>
-                        <w:rPr>
-                          <w:lang w:val="tr-TR"/>
-                        </w:rPr>
-                        <w:t>Şekil 2 Koleksiyonlar ekranı.</w:t>
-                      </w:r>
-                    </w:p>
-                  </w:txbxContent>
-                </v:textbox>
-              </v:shape>
-            </w:pict>
-          </mc:Fallback>
-        </mc:AlternateContent>
-      </w:r>
-      <w:r>
-        <w:rPr>
-          <w:noProof/>
-          <w:lang w:val="tr-TR"/>
-        </w:rPr>
-        <mc:AlternateContent>
-          <mc:Choice Requires="wps">
-            <w:drawing>
-              <wp:anchor distT="0" distB="0" distL="114300" distR="114300" simplePos="0" relativeHeight="251662336" behindDoc="0" locked="0" layoutInCell="1" allowOverlap="1" wp14:anchorId="7C4B0D79" wp14:editId="36722749">
-                <wp:simplePos x="0" y="0"/>
-                <wp:positionH relativeFrom="column">
-                  <wp:posOffset>4242</wp:posOffset>
-                </wp:positionH>
-                <wp:positionV relativeFrom="paragraph">
-                  <wp:posOffset>5719160</wp:posOffset>
-                </wp:positionV>
-                <wp:extent cx="2762656" cy="369651"/>
-                <wp:effectExtent l="0" t="0" r="6350" b="0"/>
-                <wp:wrapNone/>
-                <wp:docPr id="331902903" name="Zone de texte 7"/>
-                <wp:cNvGraphicFramePr/>
-                <a:graphic xmlns:a="http://schemas.openxmlformats.org/drawingml/2006/main">
-                  <a:graphicData uri="http://schemas.microsoft.com/office/word/2010/wordprocessingShape">
-                    <wps:wsp>
-                      <wps:cNvSpPr txBox="1"/>
-                      <wps:spPr>
-                        <a:xfrm>
-                          <a:off x="0" y="0"/>
-                          <a:ext cx="2762656" cy="369651"/>
-                        </a:xfrm>
-                        <a:prstGeom prst="rect">
-                          <a:avLst/>
-                        </a:prstGeom>
-                        <a:solidFill>
-                          <a:schemeClr val="lt1"/>
-                        </a:solidFill>
-                        <a:ln w="0">
-                          <a:noFill/>
-                        </a:ln>
-                      </wps:spPr>
-                      <wps:txbx>
-                        <w:txbxContent>
-                          <w:p>
-                            <w:pPr>
-                              <w:rPr>
-                                <w:lang w:val="tr-TR"/>
-                              </w:rPr>
-                            </w:pPr>
-                            <w:r>
-                              <w:rPr>
-                                <w:lang w:val="tr-TR"/>
-                              </w:rPr>
-                              <w:t>Şekil 1 Uygulamanın ana ekranı.</w:t>
-                            </w:r>
-                          </w:p>
-                        </w:txbxContent>
-                      </wps:txbx>
-                      <wps:bodyPr rot="0" spcFirstLastPara="0" vertOverflow="overflow" horzOverflow="overflow" vert="horz" wrap="square" lIns="91440" tIns="45720" rIns="91440" bIns="45720" numCol="1" spcCol="0" rtlCol="0" fromWordArt="0" anchor="t" anchorCtr="0" forceAA="0" compatLnSpc="1">
-                        <a:prstTxWarp prst="textNoShape">
-                          <a:avLst/>
-                        </a:prstTxWarp>
-                        <a:noAutofit/>
-                      </wps:bodyPr>
-                    </wps:wsp>
-                  </a:graphicData>
-                </a:graphic>
-                <wp14:sizeRelV relativeFrom="margin">
-                  <wp14:pctHeight>0</wp14:pctHeight>
-                </wp14:sizeRelV>
-              </wp:anchor>
-            </w:drawing>
-          </mc:Choice>
-          <mc:Fallback>
-            <w:pict>
-              <v:shape w14:anchorId="7C4B0D79" id="_x0000_s1027" type="#_x0000_t202" style="position:absolute;left:0;text-align:left;margin-left:.35pt;margin-top:450.35pt;width:217.55pt;height:29.1pt;z-index:251662336;visibility:visible;mso-wrap-style:square;mso-height-percent:0;mso-wrap-distance-left:9pt;mso-wrap-distance-top:0;mso-wrap-distance-right:9pt;mso-wrap-distance-bottom:0;mso-position-horizontal:absolute;mso-position-horizontal-relative:text;mso-position-vertical:absolute;mso-position-vertical-relative:text;mso-height-percent:0;mso-height-relative:margin;v-text-anchor:top" o:gfxdata="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" fillcolor="white [3201]" stroked="f" strokeweight="0">
-                <v:textbox>
-                  <w:txbxContent>
-                    <w:p>
-                      <w:pPr>
-                        <w:rPr>
-                          <w:lang w:val="tr-TR"/>
-                        </w:rPr>
-                      </w:pPr>
-                      <w:r>
-                        <w:rPr>
-                          <w:lang w:val="tr-TR"/>
-                        </w:rPr>
-                        <w:t>Şekil 1 Uygulamanın ana ekranı.</w:t>
-                      </w:r>
-                    </w:p>
-                  </w:txbxContent>
-                </v:textbox>
-              </v:shape>
-            </w:pict>
-          </mc:Fallback>
-        </mc:AlternateContent>
-      </w:r>
-      <w:r>
-        <w:rPr>
-          <w:noProof/>
-          <w:lang w:val="tr-TR"/>
-        </w:rPr>
-        <w:drawing>
-          <wp:inline distT="0" distB="0" distL="0" distR="0" wp14:anchorId="6D86B35F" wp14:editId="3661B8A9">
-            <wp:extent cx="2705100" cy="5609372"/>
-            <wp:effectExtent l="0" t="0" r="0" b="4445"/>
-            <wp:docPr id="454722637" name="Image 1"/>
-            <wp:cNvGraphicFramePr>
-              <a:graphicFrameLocks xmlns:a="http://schemas.openxmlformats.org/drawingml/2006/main" noChangeAspect="1"/>
-            </wp:cNvGraphicFramePr>
-            <a:graphic xmlns:a="http://schemas.openxmlformats.org/drawingml/2006/main">
-              <a:graphicData uri="http://schemas.openxmlformats.org/drawingml/2006/picture">
-                <pic:pic xmlns:pic="http://schemas.openxmlformats.org/drawingml/2006/picture">
-                  <pic:nvPicPr>
-                    <pic:cNvPr id="454722637" name="Image 454722637"/>
-                    <pic:cNvPicPr/>
-                  </pic:nvPicPr>
-                  <pic:blipFill>
-                    <a:blip r:embed="rId8" cstate="print">
-                      <a:extLst>
-                        <a:ext uri="{28A0092B-C50C-407E-A947-70E740481C1C}">
-                          <a14:useLocalDpi xmlns:a14="http://schemas.microsoft.com/office/drawing/2010/main" val="0"/>
-                        </a:ext>
-                      </a:extLst>
-                    </a:blip>
-                    <a:stretch>
-                      <a:fillRect/>
-                    </a:stretch>
-                  </pic:blipFill>
-                  <pic:spPr>
-                    <a:xfrm>
-                      <a:off x="0" y="0"/>
-                      <a:ext cx="2726723" cy="5654209"/>
-                    </a:xfrm>
-                    <a:prstGeom prst="rect">
-                      <a:avLst/>
-                    </a:prstGeom>
-                  </pic:spPr>
-                </pic:pic>
-              </a:graphicData>
-            </a:graphic>
-          </wp:inline>
-        </w:drawing>
-      </w:r>
+        <w:t xml:space="preserve"> Veri tabanı üzerinde gerçekleştirilen tüm işlemlerinin kaydedildiği log dosyalarının yedeklenmesidir. Veri tabanının istenilen bir ana döndürülmesini sağlar. Point-in-time </w:t>
+      </w:r>
+      <w:proofErr w:type="spellStart"/>
       <w:r>
         <w:rPr>
           <w:lang w:val="tr-TR"/>
         </w:rPr>
-        <w:t xml:space="preserve">              </w:t>
-      </w:r>
-      <w:r>
-        <w:rPr>
-          <w:noProof/>
-          <w:lang w:val="tr-TR"/>
-        </w:rPr>
-        <w:drawing>
-          <wp:inline distT="0" distB="0" distL="0" distR="0" wp14:anchorId="1B1DA4C6" wp14:editId="0D66A8AD">
-            <wp:extent cx="2679700" cy="5565682"/>
-            <wp:effectExtent l="0" t="0" r="0" b="0"/>
-            <wp:docPr id="1185720683" name="Image 2" descr="Une image contenant texte, capture d’écran, logiciel, Système d’exploitation&#10;&#10;Le contenu généré par l’IA peut être incorrect."/>
-            <wp:cNvGraphicFramePr>
-              <a:graphicFrameLocks xmlns:a="http://schemas.openxmlformats.org/drawingml/2006/main" noChangeAspect="1"/>
-            </wp:cNvGraphicFramePr>
-            <a:graphic xmlns:a="http://schemas.openxmlformats.org/drawingml/2006/main">
-              <a:graphicData uri="http://schemas.openxmlformats.org/drawingml/2006/picture">
-                <pic:pic xmlns:pic="http://schemas.openxmlformats.org/drawingml/2006/picture">
-                  <pic:nvPicPr>
-                    <pic:cNvPr id="1185720683" name="Image 2" descr="Une image contenant texte, capture d’écran, logiciel, Système d’exploitation&#10;&#10;Le contenu généré par l’IA peut être incorrect."/>
-                    <pic:cNvPicPr/>
-                  </pic:nvPicPr>
-                  <pic:blipFill>
-                    <a:blip r:embed="rId9" cstate="print">
-                      <a:extLst>
-                        <a:ext uri="{28A0092B-C50C-407E-A947-70E740481C1C}">
-                          <a14:useLocalDpi xmlns:a14="http://schemas.microsoft.com/office/drawing/2010/main" val="0"/>
-                        </a:ext>
-                      </a:extLst>
-                    </a:blip>
-                    <a:stretch>
-                      <a:fillRect/>
-                    </a:stretch>
-                  </pic:blipFill>
-                  <pic:spPr>
-                    <a:xfrm>
-                      <a:off x="0" y="0"/>
-                      <a:ext cx="2707536" cy="5623498"/>
-                    </a:xfrm>
-                    <a:prstGeom prst="rect">
-                      <a:avLst/>
-                    </a:prstGeom>
-                  </pic:spPr>
-                </pic:pic>
-              </a:graphicData>
-            </a:graphic>
-          </wp:inline>
-        </w:drawing>
-      </w:r>
-    </w:p>
-    <w:p>
-      <w:pPr>
+        <w:t>recovery</w:t>
+      </w:r>
+      <w:proofErr w:type="spellEnd"/>
+      <w:r>
         <w:rPr>
           <w:lang w:val="tr-TR"/>
         </w:rPr>
-      </w:pPr>
+        <w:t xml:space="preserve"> imkânı sunar. </w:t>
+      </w:r>
+    </w:p>
+    <w:p>
+      <w:pPr>
+        <w:spacing w:before="240"/>
+        <w:ind w:left="360"/>
+      </w:pPr>
+      <w:r>
+        <w:t>Bu projede yedeklemesi stratejisi haftalık olarak tam yedekleme ve günlük artımlı yedekleme ve sürekli olarak işlem günlüğü yedeklemedir. Bu strateji sayesinde point-in-time recovery mümkün olmaktadır.</w:t>
+      </w:r>
+    </w:p>
+    <w:p>
+      <w:pPr>
+        <w:spacing w:before="240"/>
+        <w:ind w:left="360"/>
+      </w:pPr>
+      <w:r>
+        <w:t xml:space="preserve">Belirlenen stratejinin PostgreSQL veri tabanında ve macOS işletim sisteminde gerçekleştirilmesi için ilk olarak pgBackRest kurulumu yapılmıştır. Sonrasında yedeklerin saklanacağı repo hazırlanmış ve config </w:t>
+      </w:r>
+      <w:r>
+        <w:lastRenderedPageBreak/>
+        <w:t>dosyalarında işlem günlüğü yedeklemesini aktifleştirmek için gerekli düzenlemeler yapılmıştır.</w:t>
+      </w:r>
+    </w:p>
+    <w:p>
+      <w:pPr>
+        <w:spacing w:before="240"/>
+        <w:ind w:left="360"/>
+      </w:pPr>
+    </w:p>
+    <w:p>
+      <w:pPr>
+        <w:pStyle w:val="Titre2"/>
+        <w:ind w:left="993"/>
+      </w:pPr>
+      <w:r>
+        <w:t xml:space="preserve"> Zamanlayıcılarla Yedekleme</w:t>
+      </w:r>
     </w:p>
     <w:p>
       <w:pPr>
@@ -960,380 +634,6 @@
           <w:lang w:val="tr-TR"/>
         </w:rPr>
       </w:pPr>
-      <w:r>
-        <w:rPr>
-          <w:noProof/>
-          <w:lang w:val="tr-TR"/>
-        </w:rPr>
-        <w:lastRenderedPageBreak/>
-        <mc:AlternateContent>
-          <mc:Choice Requires="wps">
-            <w:drawing>
-              <wp:anchor distT="0" distB="0" distL="114300" distR="114300" simplePos="0" relativeHeight="251666432" behindDoc="0" locked="0" layoutInCell="1" allowOverlap="1" wp14:anchorId="2E1E62FE" wp14:editId="6560151B">
-                <wp:simplePos x="0" y="0"/>
-                <wp:positionH relativeFrom="column">
-                  <wp:posOffset>3245795</wp:posOffset>
-                </wp:positionH>
-                <wp:positionV relativeFrom="paragraph">
-                  <wp:posOffset>5852295</wp:posOffset>
-                </wp:positionV>
-                <wp:extent cx="2762656" cy="369651"/>
-                <wp:effectExtent l="0" t="0" r="6350" b="0"/>
-                <wp:wrapNone/>
-                <wp:docPr id="1905926330" name="Zone de texte 7"/>
-                <wp:cNvGraphicFramePr/>
-                <a:graphic xmlns:a="http://schemas.openxmlformats.org/drawingml/2006/main">
-                  <a:graphicData uri="http://schemas.microsoft.com/office/word/2010/wordprocessingShape">
-                    <wps:wsp>
-                      <wps:cNvSpPr txBox="1"/>
-                      <wps:spPr>
-                        <a:xfrm>
-                          <a:off x="0" y="0"/>
-                          <a:ext cx="2762656" cy="369651"/>
-                        </a:xfrm>
-                        <a:prstGeom prst="rect">
-                          <a:avLst/>
-                        </a:prstGeom>
-                        <a:solidFill>
-                          <a:schemeClr val="lt1"/>
-                        </a:solidFill>
-                        <a:ln w="0">
-                          <a:noFill/>
-                        </a:ln>
-                      </wps:spPr>
-                      <wps:txbx>
-                        <w:txbxContent>
-                          <w:p>
-                            <w:pPr>
-                              <w:rPr>
-                                <w:lang w:val="tr-TR"/>
-                              </w:rPr>
-                            </w:pPr>
-                            <w:r>
-                              <w:rPr>
-                                <w:lang w:val="tr-TR"/>
-                              </w:rPr>
-                              <w:t xml:space="preserve">Şekil </w:t>
-                            </w:r>
-                            <w:r>
-                              <w:rPr>
-                                <w:lang w:val="tr-TR"/>
-                              </w:rPr>
-                              <w:t>4</w:t>
-                            </w:r>
-                            <w:r>
-                              <w:rPr>
-                                <w:lang w:val="tr-TR"/>
-                              </w:rPr>
-                              <w:t xml:space="preserve"> </w:t>
-                            </w:r>
-                            <w:r>
-                              <w:rPr>
-                                <w:lang w:val="tr-TR"/>
-                              </w:rPr>
-                              <w:t>Çalışma seçim ekranı</w:t>
-                            </w:r>
-                            <w:r>
-                              <w:rPr>
-                                <w:lang w:val="tr-TR"/>
-                              </w:rPr>
-                              <w:t>.</w:t>
-                            </w:r>
-                          </w:p>
-                        </w:txbxContent>
-                      </wps:txbx>
-                      <wps:bodyPr rot="0" spcFirstLastPara="0" vertOverflow="overflow" horzOverflow="overflow" vert="horz" wrap="square" lIns="91440" tIns="45720" rIns="91440" bIns="45720" numCol="1" spcCol="0" rtlCol="0" fromWordArt="0" anchor="t" anchorCtr="0" forceAA="0" compatLnSpc="1">
-                        <a:prstTxWarp prst="textNoShape">
-                          <a:avLst/>
-                        </a:prstTxWarp>
-                        <a:noAutofit/>
-                      </wps:bodyPr>
-                    </wps:wsp>
-                  </a:graphicData>
-                </a:graphic>
-                <wp14:sizeRelV relativeFrom="margin">
-                  <wp14:pctHeight>0</wp14:pctHeight>
-                </wp14:sizeRelV>
-              </wp:anchor>
-            </w:drawing>
-          </mc:Choice>
-          <mc:Fallback>
-            <w:pict>
-              <v:shape w14:anchorId="2E1E62FE" id="_x0000_s1028" type="#_x0000_t202" style="position:absolute;left:0;text-align:left;margin-left:255.55pt;margin-top:460.8pt;width:217.55pt;height:29.1pt;z-index:251666432;visibility:visible;mso-wrap-style:square;mso-height-percent:0;mso-wrap-distance-left:9pt;mso-wrap-distance-top:0;mso-wrap-distance-right:9pt;mso-wrap-distance-bottom:0;mso-position-horizontal:absolute;mso-position-horizontal-relative:text;mso-position-vertical:absolute;mso-position-vertical-relative:text;mso-height-percent:0;mso-height-relative:margin;v-text-anchor:top" o:gfxdata="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" fillcolor="white [3201]" stroked="f" strokeweight="0">
-                <v:textbox>
-                  <w:txbxContent>
-                    <w:p>
-                      <w:pPr>
-                        <w:rPr>
-                          <w:lang w:val="tr-TR"/>
-                        </w:rPr>
-                      </w:pPr>
-                      <w:r>
-                        <w:rPr>
-                          <w:lang w:val="tr-TR"/>
-                        </w:rPr>
-                        <w:t xml:space="preserve">Şekil </w:t>
-                      </w:r>
-                      <w:r>
-                        <w:rPr>
-                          <w:lang w:val="tr-TR"/>
-                        </w:rPr>
-                        <w:t>4</w:t>
-                      </w:r>
-                      <w:r>
-                        <w:rPr>
-                          <w:lang w:val="tr-TR"/>
-                        </w:rPr>
-                        <w:t xml:space="preserve"> </w:t>
-                      </w:r>
-                      <w:r>
-                        <w:rPr>
-                          <w:lang w:val="tr-TR"/>
-                        </w:rPr>
-                        <w:t>Çalışma seçim ekranı</w:t>
-                      </w:r>
-                      <w:r>
-                        <w:rPr>
-                          <w:lang w:val="tr-TR"/>
-                        </w:rPr>
-                        <w:t>.</w:t>
-                      </w:r>
-                    </w:p>
-                  </w:txbxContent>
-                </v:textbox>
-              </v:shape>
-            </w:pict>
-          </mc:Fallback>
-        </mc:AlternateContent>
-      </w:r>
-      <w:r>
-        <w:rPr>
-          <w:noProof/>
-          <w:lang w:val="tr-TR"/>
-        </w:rPr>
-        <w:drawing>
-          <wp:inline distT="0" distB="0" distL="0" distR="0" wp14:anchorId="6D2B43F4" wp14:editId="646B4D7B">
-            <wp:extent cx="2743200" cy="5697572"/>
-            <wp:effectExtent l="0" t="0" r="0" b="5080"/>
-            <wp:docPr id="682544372" name="Image 5" descr="Une image contenant texte, capture d’écran, Police, carte de visite&#10;&#10;Le contenu généré par l’IA peut être incorrect."/>
-            <wp:cNvGraphicFramePr>
-              <a:graphicFrameLocks xmlns:a="http://schemas.openxmlformats.org/drawingml/2006/main" noChangeAspect="1"/>
-            </wp:cNvGraphicFramePr>
-            <a:graphic xmlns:a="http://schemas.openxmlformats.org/drawingml/2006/main">
-              <a:graphicData uri="http://schemas.openxmlformats.org/drawingml/2006/picture">
-                <pic:pic xmlns:pic="http://schemas.openxmlformats.org/drawingml/2006/picture">
-                  <pic:nvPicPr>
-                    <pic:cNvPr id="682544372" name="Image 5" descr="Une image contenant texte, capture d’écran, Police, carte de visite&#10;&#10;Le contenu généré par l’IA peut être incorrect."/>
-                    <pic:cNvPicPr/>
-                  </pic:nvPicPr>
-                  <pic:blipFill>
-                    <a:blip r:embed="rId10" cstate="print">
-                      <a:extLst>
-                        <a:ext uri="{28A0092B-C50C-407E-A947-70E740481C1C}">
-                          <a14:useLocalDpi xmlns:a14="http://schemas.microsoft.com/office/drawing/2010/main" val="0"/>
-                        </a:ext>
-                      </a:extLst>
-                    </a:blip>
-                    <a:stretch>
-                      <a:fillRect/>
-                    </a:stretch>
-                  </pic:blipFill>
-                  <pic:spPr>
-                    <a:xfrm>
-                      <a:off x="0" y="0"/>
-                      <a:ext cx="2755523" cy="5723167"/>
-                    </a:xfrm>
-                    <a:prstGeom prst="rect">
-                      <a:avLst/>
-                    </a:prstGeom>
-                  </pic:spPr>
-                </pic:pic>
-              </a:graphicData>
-            </a:graphic>
-          </wp:inline>
-        </w:drawing>
-      </w:r>
-      <w:r>
-        <w:rPr>
-          <w:lang w:val="tr-TR"/>
-        </w:rPr>
-        <w:t xml:space="preserve">              </w:t>
-      </w:r>
-      <w:r>
-        <w:rPr>
-          <w:noProof/>
-          <w:lang w:val="tr-TR"/>
-        </w:rPr>
-        <w:drawing>
-          <wp:inline distT="0" distB="0" distL="0" distR="0" wp14:anchorId="1E503298" wp14:editId="13133F2D">
-            <wp:extent cx="2743200" cy="5711834"/>
-            <wp:effectExtent l="0" t="0" r="0" b="3175"/>
-            <wp:docPr id="1845119251" name="Image 6"/>
-            <wp:cNvGraphicFramePr>
-              <a:graphicFrameLocks xmlns:a="http://schemas.openxmlformats.org/drawingml/2006/main" noChangeAspect="1"/>
-            </wp:cNvGraphicFramePr>
-            <a:graphic xmlns:a="http://schemas.openxmlformats.org/drawingml/2006/main">
-              <a:graphicData uri="http://schemas.openxmlformats.org/drawingml/2006/picture">
-                <pic:pic xmlns:pic="http://schemas.openxmlformats.org/drawingml/2006/picture">
-                  <pic:nvPicPr>
-                    <pic:cNvPr id="1845119251" name="Image 1845119251"/>
-                    <pic:cNvPicPr/>
-                  </pic:nvPicPr>
-                  <pic:blipFill>
-                    <a:blip r:embed="rId11" cstate="print">
-                      <a:extLst>
-                        <a:ext uri="{28A0092B-C50C-407E-A947-70E740481C1C}">
-                          <a14:useLocalDpi xmlns:a14="http://schemas.microsoft.com/office/drawing/2010/main" val="0"/>
-                        </a:ext>
-                      </a:extLst>
-                    </a:blip>
-                    <a:stretch>
-                      <a:fillRect/>
-                    </a:stretch>
-                  </pic:blipFill>
-                  <pic:spPr>
-                    <a:xfrm>
-                      <a:off x="0" y="0"/>
-                      <a:ext cx="2772367" cy="5772565"/>
-                    </a:xfrm>
-                    <a:prstGeom prst="rect">
-                      <a:avLst/>
-                    </a:prstGeom>
-                  </pic:spPr>
-                </pic:pic>
-              </a:graphicData>
-            </a:graphic>
-          </wp:inline>
-        </w:drawing>
-      </w:r>
-    </w:p>
-    <w:p>
-      <w:pPr>
-        <w:rPr>
-          <w:lang w:val="tr-TR"/>
-        </w:rPr>
-      </w:pPr>
-      <w:r>
-        <w:rPr>
-          <w:noProof/>
-          <w:lang w:val="tr-TR"/>
-        </w:rPr>
-        <mc:AlternateContent>
-          <mc:Choice Requires="wps">
-            <w:drawing>
-              <wp:anchor distT="0" distB="0" distL="114300" distR="114300" simplePos="0" relativeHeight="251664384" behindDoc="0" locked="0" layoutInCell="1" allowOverlap="1" wp14:anchorId="0243F33C" wp14:editId="03D6E8EB">
-                <wp:simplePos x="0" y="0"/>
-                <wp:positionH relativeFrom="column">
-                  <wp:posOffset>0</wp:posOffset>
-                </wp:positionH>
-                <wp:positionV relativeFrom="paragraph">
-                  <wp:posOffset>0</wp:posOffset>
-                </wp:positionV>
-                <wp:extent cx="2762656" cy="369651"/>
-                <wp:effectExtent l="0" t="0" r="6350" b="0"/>
-                <wp:wrapNone/>
-                <wp:docPr id="1335937618" name="Zone de texte 7"/>
-                <wp:cNvGraphicFramePr/>
-                <a:graphic xmlns:a="http://schemas.openxmlformats.org/drawingml/2006/main">
-                  <a:graphicData uri="http://schemas.microsoft.com/office/word/2010/wordprocessingShape">
-                    <wps:wsp>
-                      <wps:cNvSpPr txBox="1"/>
-                      <wps:spPr>
-                        <a:xfrm>
-                          <a:off x="0" y="0"/>
-                          <a:ext cx="2762656" cy="369651"/>
-                        </a:xfrm>
-                        <a:prstGeom prst="rect">
-                          <a:avLst/>
-                        </a:prstGeom>
-                        <a:solidFill>
-                          <a:schemeClr val="lt1"/>
-                        </a:solidFill>
-                        <a:ln w="0">
-                          <a:noFill/>
-                        </a:ln>
-                      </wps:spPr>
-                      <wps:txbx>
-                        <w:txbxContent>
-                          <w:p>
-                            <w:pPr>
-                              <w:rPr>
-                                <w:lang w:val="tr-TR"/>
-                              </w:rPr>
-                            </w:pPr>
-                            <w:r>
-                              <w:rPr>
-                                <w:lang w:val="tr-TR"/>
-                              </w:rPr>
-                              <w:t xml:space="preserve">Şekil </w:t>
-                            </w:r>
-                            <w:r>
-                              <w:rPr>
-                                <w:lang w:val="tr-TR"/>
-                              </w:rPr>
-                              <w:t>3 Çalışma</w:t>
-                            </w:r>
-                            <w:r>
-                              <w:rPr>
-                                <w:lang w:val="tr-TR"/>
-                              </w:rPr>
-                              <w:t xml:space="preserve"> ekranı.</w:t>
-                            </w:r>
-                          </w:p>
-                        </w:txbxContent>
-                      </wps:txbx>
-                      <wps:bodyPr rot="0" spcFirstLastPara="0" vertOverflow="overflow" horzOverflow="overflow" vert="horz" wrap="square" lIns="91440" tIns="45720" rIns="91440" bIns="45720" numCol="1" spcCol="0" rtlCol="0" fromWordArt="0" anchor="t" anchorCtr="0" forceAA="0" compatLnSpc="1">
-                        <a:prstTxWarp prst="textNoShape">
-                          <a:avLst/>
-                        </a:prstTxWarp>
-                        <a:noAutofit/>
-                      </wps:bodyPr>
-                    </wps:wsp>
-                  </a:graphicData>
-                </a:graphic>
-                <wp14:sizeRelV relativeFrom="margin">
-                  <wp14:pctHeight>0</wp14:pctHeight>
-                </wp14:sizeRelV>
-              </wp:anchor>
-            </w:drawing>
-          </mc:Choice>
-          <mc:Fallback>
-            <w:pict>
-              <v:shape w14:anchorId="0243F33C" id="_x0000_s1029" type="#_x0000_t202" style="position:absolute;left:0;text-align:left;margin-left:0;margin-top:0;width:217.55pt;height:29.1pt;z-index:251664384;visibility:visible;mso-wrap-style:square;mso-height-percent:0;mso-wrap-distance-left:9pt;mso-wrap-distance-top:0;mso-wrap-distance-right:9pt;mso-wrap-distance-bottom:0;mso-position-horizontal:absolute;mso-position-horizontal-relative:text;mso-position-vertical:absolute;mso-position-vertical-relative:text;mso-height-percent:0;mso-height-relative:margin;v-text-anchor:top" o:gfxdata="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" fillcolor="white [3201]" stroked="f" strokeweight="0">
-                <v:textbox>
-                  <w:txbxContent>
-                    <w:p>
-                      <w:pPr>
-                        <w:rPr>
-                          <w:lang w:val="tr-TR"/>
-                        </w:rPr>
-                      </w:pPr>
-                      <w:r>
-                        <w:rPr>
-                          <w:lang w:val="tr-TR"/>
-                        </w:rPr>
-                        <w:t xml:space="preserve">Şekil </w:t>
-                      </w:r>
-                      <w:r>
-                        <w:rPr>
-                          <w:lang w:val="tr-TR"/>
-                        </w:rPr>
-                        <w:t>3 Çalışma</w:t>
-                      </w:r>
-                      <w:r>
-                        <w:rPr>
-                          <w:lang w:val="tr-TR"/>
-                        </w:rPr>
-                        <w:t xml:space="preserve"> ekranı.</w:t>
-                      </w:r>
-                    </w:p>
-                  </w:txbxContent>
-                </v:textbox>
-              </v:shape>
-            </w:pict>
-          </mc:Fallback>
-        </mc:AlternateContent>
-      </w:r>
     </w:p>
     <w:sectPr>
       <w:pgSz w:w="12240" w:h="15840"/>

--- a/RAPOR.docx
+++ b/RAPOR.docx
@@ -413,18 +413,13 @@
         <w:t>Yedeklerin doğruluğunun test edilmesi.</w:t>
       </w:r>
     </w:p>
-    <w:p>
-      <w:r>
-        <w:br w:type="page"/>
-      </w:r>
-    </w:p>
+    <w:p/>
     <w:p>
       <w:pPr>
         <w:pStyle w:val="Titre1"/>
         <w:spacing w:after="240"/>
       </w:pPr>
       <w:r>
-        <w:lastRenderedPageBreak/>
         <w:t xml:space="preserve">Gerçekleştirim ve </w:t>
       </w:r>
       <w:r>
@@ -511,6 +506,7 @@
           <w:b/>
           <w:bCs/>
         </w:rPr>
+        <w:lastRenderedPageBreak/>
         <w:t>Farklı/Diferansiyel</w:t>
       </w:r>
       <w:r>
@@ -606,11 +602,7 @@
         <w:ind w:left="360"/>
       </w:pPr>
       <w:r>
-        <w:t xml:space="preserve">Belirlenen stratejinin PostgreSQL veri tabanında ve macOS işletim sisteminde gerçekleştirilmesi için ilk olarak pgBackRest kurulumu yapılmıştır. Sonrasında yedeklerin saklanacağı repo hazırlanmış ve config </w:t>
-      </w:r>
-      <w:r>
-        <w:lastRenderedPageBreak/>
-        <w:t>dosyalarında işlem günlüğü yedeklemesini aktifleştirmek için gerekli düzenlemeler yapılmıştır.</w:t>
+        <w:t>Belirlenen stratejinin PostgreSQL veri tabanında ve macOS işletim sisteminde gerçekleştirilmesi için ilk olarak pgBackRest kurulumu yapılmıştır. Sonrasında yedeklerin saklanacağı repo hazırlanmış ve config dosyalarında işlem günlüğü yedeklemesini aktifleştirmek için gerekli düzenlemeler yapılmıştır.</w:t>
       </w:r>
     </w:p>
     <w:p>
@@ -1035,6 +1027,7 @@
         <w:rPr>
           <w:lang w:val="tr-TR"/>
         </w:rPr>
+        <w:lastRenderedPageBreak/>
         <w:t>3.3 Felaketten Kurtarma Senaryoları</w:t>
       </w:r>
     </w:p>
@@ -1118,16 +1111,49 @@
       <w:pPr>
         <w:spacing w:before="240"/>
         <w:rPr>
-          <w:lang w:val="en-US"/>
-        </w:rPr>
-      </w:pPr>
-      <w:r>
-        <w:rPr>
-          <w:lang w:val="en-US"/>
-        </w:rPr>
-        <w:lastRenderedPageBreak/>
+          <w:lang w:val="tr-TR"/>
+        </w:rPr>
+      </w:pPr>
+      <w:r>
+        <w:rPr>
+          <w:lang w:val="en-US"/>
+        </w:rPr>
+        <w:t xml:space="preserve">Bu </w:t>
+      </w:r>
+      <w:proofErr w:type="spellStart"/>
+      <w:r>
+        <w:rPr>
+          <w:lang w:val="en-US"/>
+        </w:rPr>
+        <w:t>yedek</w:t>
+      </w:r>
+      <w:proofErr w:type="spellEnd"/>
+      <w:r>
+        <w:rPr>
+          <w:lang w:val="en-US"/>
+        </w:rPr>
+        <w:t xml:space="preserve"> alma </w:t>
+      </w:r>
+      <w:r>
+        <w:rPr>
+          <w:lang w:val="tr-TR"/>
+        </w:rPr>
+        <w:t>işleminden sonra aşağıdaki komutlar kullanılarak veri tabanından veri silinmiştir. Veri silme işleminden önce tarih damgası not edilmiştir.</w:t>
+      </w:r>
+    </w:p>
+    <w:p>
+      <w:pPr>
+        <w:spacing w:before="240"/>
+        <w:rPr>
+          <w:lang w:val="en-US"/>
+        </w:rPr>
+      </w:pPr>
+      <w:r>
+        <w:rPr>
+          <w:lang w:val="en-US"/>
+        </w:rPr>
         <w:drawing>
-          <wp:inline distT="0" distB="0" distL="0" distR="0" wp14:anchorId="53AF69DE" wp14:editId="15193056">
+          <wp:inline distT="0" distB="0" distL="0" distR="0" wp14:anchorId="53AF69DE" wp14:editId="260DF7CF">
             <wp:extent cx="5971540" cy="3272790"/>
             <wp:effectExtent l="0" t="0" r="0" b="3810"/>
             <wp:docPr id="133909371" name="Image 1" descr="Une image contenant texte, capture d’écran, Police&#10;&#10;Le contenu généré par l’IA peut être incorrect."/>
@@ -1167,13 +1193,118 @@
       <w:pPr>
         <w:spacing w:before="240"/>
         <w:rPr>
-          <w:lang w:val="en-US"/>
-        </w:rPr>
-      </w:pPr>
-      <w:r>
-        <w:rPr>
-          <w:lang w:val="en-US"/>
-        </w:rPr>
+          <w:lang w:val="tr-TR"/>
+        </w:rPr>
+      </w:pPr>
+      <w:r>
+        <w:rPr>
+          <w:lang w:val="en-US"/>
+        </w:rPr>
+        <w:t xml:space="preserve">Veri </w:t>
+      </w:r>
+      <w:proofErr w:type="spellStart"/>
+      <w:r>
+        <w:rPr>
+          <w:lang w:val="en-US"/>
+        </w:rPr>
+        <w:t>silme</w:t>
+      </w:r>
+      <w:proofErr w:type="spellEnd"/>
+      <w:r>
+        <w:rPr>
+          <w:lang w:val="en-US"/>
+        </w:rPr>
+        <w:t xml:space="preserve"> </w:t>
+      </w:r>
+      <w:proofErr w:type="spellStart"/>
+      <w:r>
+        <w:rPr>
+          <w:lang w:val="en-US"/>
+        </w:rPr>
+        <w:t>işleminden</w:t>
+      </w:r>
+      <w:proofErr w:type="spellEnd"/>
+      <w:r>
+        <w:rPr>
+          <w:lang w:val="en-US"/>
+        </w:rPr>
+        <w:t xml:space="preserve"> </w:t>
+      </w:r>
+      <w:proofErr w:type="spellStart"/>
+      <w:r>
+        <w:rPr>
+          <w:lang w:val="en-US"/>
+        </w:rPr>
+        <w:t>sonra</w:t>
+      </w:r>
+      <w:proofErr w:type="spellEnd"/>
+      <w:r>
+        <w:rPr>
+          <w:lang w:val="en-US"/>
+        </w:rPr>
+        <w:t xml:space="preserve"> PostgreSQL </w:t>
+      </w:r>
+      <w:proofErr w:type="spellStart"/>
+      <w:r>
+        <w:rPr>
+          <w:lang w:val="en-US"/>
+        </w:rPr>
+        <w:t>servisi</w:t>
+      </w:r>
+      <w:proofErr w:type="spellEnd"/>
+      <w:r>
+        <w:rPr>
+          <w:lang w:val="en-US"/>
+        </w:rPr>
+        <w:t xml:space="preserve"> </w:t>
+      </w:r>
+      <w:proofErr w:type="spellStart"/>
+      <w:r>
+        <w:rPr>
+          <w:lang w:val="en-US"/>
+        </w:rPr>
+        <w:t>durdu</w:t>
+      </w:r>
+      <w:r>
+        <w:rPr>
+          <w:lang w:val="tr-TR"/>
+        </w:rPr>
+        <w:t>rulmuş</w:t>
+      </w:r>
+      <w:proofErr w:type="spellEnd"/>
+      <w:r>
+        <w:rPr>
+          <w:lang w:val="tr-TR"/>
+        </w:rPr>
+        <w:t xml:space="preserve"> ve not edilen tarih damgası ile </w:t>
+      </w:r>
+      <w:proofErr w:type="spellStart"/>
+      <w:r>
+        <w:rPr>
+          <w:lang w:val="tr-TR"/>
+        </w:rPr>
+        <w:t>pgBackRest</w:t>
+      </w:r>
+      <w:proofErr w:type="spellEnd"/>
+      <w:r>
+        <w:rPr>
+          <w:lang w:val="tr-TR"/>
+        </w:rPr>
+        <w:t xml:space="preserve"> komutu çağırılmıştır.</w:t>
+      </w:r>
+    </w:p>
+    <w:p>
+      <w:pPr>
+        <w:spacing w:before="240"/>
+        <w:rPr>
+          <w:lang w:val="en-US"/>
+        </w:rPr>
+      </w:pPr>
+      <w:r>
+        <w:rPr>
+          <w:lang w:val="en-US"/>
+        </w:rPr>
+        <w:lastRenderedPageBreak/>
         <w:drawing>
           <wp:inline distT="0" distB="0" distL="0" distR="0" wp14:anchorId="52678F47" wp14:editId="2EDAC9A7">
             <wp:extent cx="5971540" cy="1348740"/>
@@ -1222,11 +1353,630 @@
         <w:rPr>
           <w:lang w:val="en-US"/>
         </w:rPr>
-        <w:lastRenderedPageBreak/>
+        <w:t xml:space="preserve">Bu </w:t>
+      </w:r>
+      <w:proofErr w:type="spellStart"/>
+      <w:r>
+        <w:rPr>
+          <w:lang w:val="en-US"/>
+        </w:rPr>
+        <w:t>komutun</w:t>
+      </w:r>
+      <w:proofErr w:type="spellEnd"/>
+      <w:r>
+        <w:rPr>
+          <w:lang w:val="en-US"/>
+        </w:rPr>
+        <w:t xml:space="preserve"> </w:t>
+      </w:r>
+      <w:proofErr w:type="spellStart"/>
+      <w:r>
+        <w:rPr>
+          <w:lang w:val="en-US"/>
+        </w:rPr>
+        <w:t>çıktısı</w:t>
+      </w:r>
+      <w:proofErr w:type="spellEnd"/>
+      <w:r>
+        <w:rPr>
+          <w:lang w:val="en-US"/>
+        </w:rPr>
+        <w:t xml:space="preserve"> </w:t>
+      </w:r>
+      <w:proofErr w:type="spellStart"/>
+      <w:r>
+        <w:rPr>
+          <w:lang w:val="en-US"/>
+        </w:rPr>
+        <w:t>veri</w:t>
+      </w:r>
+      <w:proofErr w:type="spellEnd"/>
+      <w:r>
+        <w:rPr>
+          <w:lang w:val="en-US"/>
+        </w:rPr>
+        <w:t xml:space="preserve"> </w:t>
+      </w:r>
+      <w:proofErr w:type="spellStart"/>
+      <w:r>
+        <w:rPr>
+          <w:lang w:val="en-US"/>
+        </w:rPr>
+        <w:t>kurtarma</w:t>
+      </w:r>
+      <w:proofErr w:type="spellEnd"/>
+      <w:r>
+        <w:rPr>
+          <w:lang w:val="en-US"/>
+        </w:rPr>
+        <w:t xml:space="preserve"> </w:t>
+      </w:r>
+      <w:proofErr w:type="spellStart"/>
+      <w:r>
+        <w:rPr>
+          <w:lang w:val="en-US"/>
+        </w:rPr>
+        <w:t>işleminin</w:t>
+      </w:r>
+      <w:proofErr w:type="spellEnd"/>
+      <w:r>
+        <w:rPr>
+          <w:lang w:val="en-US"/>
+        </w:rPr>
+        <w:t xml:space="preserve"> </w:t>
+      </w:r>
+      <w:proofErr w:type="spellStart"/>
+      <w:r>
+        <w:rPr>
+          <w:lang w:val="en-US"/>
+        </w:rPr>
+        <w:t>başarılı</w:t>
+      </w:r>
+      <w:proofErr w:type="spellEnd"/>
+      <w:r>
+        <w:rPr>
+          <w:lang w:val="en-US"/>
+        </w:rPr>
+        <w:t xml:space="preserve"> </w:t>
+      </w:r>
+      <w:proofErr w:type="spellStart"/>
+      <w:r>
+        <w:rPr>
+          <w:lang w:val="en-US"/>
+        </w:rPr>
+        <w:t>şekilde</w:t>
+      </w:r>
+      <w:proofErr w:type="spellEnd"/>
+      <w:r>
+        <w:rPr>
+          <w:lang w:val="en-US"/>
+        </w:rPr>
+        <w:t xml:space="preserve"> </w:t>
+      </w:r>
+      <w:proofErr w:type="spellStart"/>
+      <w:r>
+        <w:rPr>
+          <w:lang w:val="en-US"/>
+        </w:rPr>
+        <w:t>sonuçlandığını</w:t>
+      </w:r>
+      <w:proofErr w:type="spellEnd"/>
+      <w:r>
+        <w:rPr>
+          <w:lang w:val="en-US"/>
+        </w:rPr>
+        <w:t xml:space="preserve"> </w:t>
+      </w:r>
+      <w:proofErr w:type="spellStart"/>
+      <w:r>
+        <w:rPr>
+          <w:lang w:val="en-US"/>
+        </w:rPr>
+        <w:t>göstermektedir</w:t>
+      </w:r>
+      <w:proofErr w:type="spellEnd"/>
+      <w:r>
+        <w:rPr>
+          <w:lang w:val="en-US"/>
+        </w:rPr>
+        <w:t xml:space="preserve">. </w:t>
+      </w:r>
+    </w:p>
+    <w:p>
+      <w:pPr>
+        <w:pStyle w:val="Titre2"/>
+        <w:spacing w:before="240"/>
+        <w:rPr>
+          <w:lang w:val="en-US"/>
+        </w:rPr>
+      </w:pPr>
+      <w:r>
+        <w:rPr>
+          <w:lang w:val="en-US"/>
+        </w:rPr>
+        <w:t xml:space="preserve"> </w:t>
+      </w:r>
+      <w:proofErr w:type="spellStart"/>
+      <w:r>
+        <w:rPr>
+          <w:lang w:val="en-US"/>
+        </w:rPr>
+        <w:t>Yedeklerin</w:t>
+      </w:r>
+      <w:proofErr w:type="spellEnd"/>
+      <w:r>
+        <w:rPr>
+          <w:lang w:val="en-US"/>
+        </w:rPr>
+        <w:t xml:space="preserve"> </w:t>
+      </w:r>
+      <w:proofErr w:type="spellStart"/>
+      <w:r>
+        <w:rPr>
+          <w:lang w:val="en-US"/>
+        </w:rPr>
+        <w:t>Doğruluğunu</w:t>
+      </w:r>
+      <w:proofErr w:type="spellEnd"/>
+      <w:r>
+        <w:rPr>
+          <w:lang w:val="en-US"/>
+        </w:rPr>
+        <w:t xml:space="preserve"> Test </w:t>
+      </w:r>
+      <w:proofErr w:type="spellStart"/>
+      <w:r>
+        <w:rPr>
+          <w:lang w:val="en-US"/>
+        </w:rPr>
+        <w:t>Etme</w:t>
+      </w:r>
+      <w:proofErr w:type="spellEnd"/>
+    </w:p>
+    <w:p>
+      <w:pPr>
+        <w:spacing w:before="240"/>
+        <w:rPr>
+          <w:lang w:val="en-US"/>
+        </w:rPr>
+      </w:pPr>
+      <w:proofErr w:type="spellStart"/>
+      <w:r>
+        <w:rPr>
+          <w:lang w:val="en-US"/>
+        </w:rPr>
+        <w:t>pgBackRest</w:t>
+      </w:r>
+      <w:proofErr w:type="spellEnd"/>
+      <w:r>
+        <w:rPr>
+          <w:lang w:val="en-US"/>
+        </w:rPr>
+        <w:t xml:space="preserve"> </w:t>
+      </w:r>
+      <w:proofErr w:type="spellStart"/>
+      <w:r>
+        <w:rPr>
+          <w:lang w:val="en-US"/>
+        </w:rPr>
+        <w:t>komutu</w:t>
+      </w:r>
+      <w:proofErr w:type="spellEnd"/>
+      <w:r>
+        <w:rPr>
+          <w:lang w:val="en-US"/>
+        </w:rPr>
+        <w:t xml:space="preserve"> </w:t>
+      </w:r>
+      <w:proofErr w:type="spellStart"/>
+      <w:r>
+        <w:rPr>
+          <w:lang w:val="en-US"/>
+        </w:rPr>
+        <w:t>veri</w:t>
+      </w:r>
+      <w:proofErr w:type="spellEnd"/>
+      <w:r>
+        <w:rPr>
+          <w:lang w:val="en-US"/>
+        </w:rPr>
+        <w:t xml:space="preserve"> </w:t>
+      </w:r>
+      <w:proofErr w:type="spellStart"/>
+      <w:r>
+        <w:rPr>
+          <w:lang w:val="en-US"/>
+        </w:rPr>
+        <w:t>kurtarma</w:t>
+      </w:r>
+      <w:proofErr w:type="spellEnd"/>
+      <w:r>
+        <w:rPr>
+          <w:lang w:val="en-US"/>
+        </w:rPr>
+        <w:t xml:space="preserve"> </w:t>
+      </w:r>
+      <w:proofErr w:type="spellStart"/>
+      <w:r>
+        <w:rPr>
+          <w:lang w:val="en-US"/>
+        </w:rPr>
+        <w:t>işleminin</w:t>
+      </w:r>
+      <w:proofErr w:type="spellEnd"/>
+      <w:r>
+        <w:rPr>
+          <w:lang w:val="en-US"/>
+        </w:rPr>
+        <w:t xml:space="preserve"> </w:t>
+      </w:r>
+      <w:proofErr w:type="spellStart"/>
+      <w:r>
+        <w:rPr>
+          <w:lang w:val="en-US"/>
+        </w:rPr>
+        <w:t>başarılı</w:t>
+      </w:r>
+      <w:proofErr w:type="spellEnd"/>
+      <w:r>
+        <w:rPr>
+          <w:lang w:val="en-US"/>
+        </w:rPr>
+        <w:t xml:space="preserve"> </w:t>
+      </w:r>
+      <w:proofErr w:type="spellStart"/>
+      <w:r>
+        <w:rPr>
+          <w:lang w:val="en-US"/>
+        </w:rPr>
+        <w:t>olduğunu</w:t>
+      </w:r>
+      <w:proofErr w:type="spellEnd"/>
+      <w:r>
+        <w:rPr>
+          <w:lang w:val="en-US"/>
+        </w:rPr>
+        <w:t xml:space="preserve"> </w:t>
+      </w:r>
+      <w:proofErr w:type="spellStart"/>
+      <w:r>
+        <w:rPr>
+          <w:lang w:val="en-US"/>
+        </w:rPr>
+        <w:t>söylese</w:t>
+      </w:r>
+      <w:proofErr w:type="spellEnd"/>
+      <w:r>
+        <w:rPr>
+          <w:lang w:val="en-US"/>
+        </w:rPr>
+        <w:t xml:space="preserve"> </w:t>
+      </w:r>
+      <w:proofErr w:type="spellStart"/>
+      <w:r>
+        <w:rPr>
+          <w:lang w:val="en-US"/>
+        </w:rPr>
+        <w:t>dahi</w:t>
+      </w:r>
+      <w:proofErr w:type="spellEnd"/>
+      <w:r>
+        <w:rPr>
+          <w:lang w:val="en-US"/>
+        </w:rPr>
+        <w:t xml:space="preserve"> </w:t>
+      </w:r>
+      <w:proofErr w:type="spellStart"/>
+      <w:r>
+        <w:rPr>
+          <w:lang w:val="en-US"/>
+        </w:rPr>
+        <w:t>veriler</w:t>
+      </w:r>
+      <w:proofErr w:type="spellEnd"/>
+      <w:r>
+        <w:rPr>
+          <w:lang w:val="en-US"/>
+        </w:rPr>
+        <w:t xml:space="preserve"> </w:t>
+      </w:r>
+      <w:proofErr w:type="spellStart"/>
+      <w:r>
+        <w:rPr>
+          <w:lang w:val="en-US"/>
+        </w:rPr>
+        <w:t>manuel</w:t>
+      </w:r>
+      <w:proofErr w:type="spellEnd"/>
+      <w:r>
+        <w:rPr>
+          <w:lang w:val="en-US"/>
+        </w:rPr>
+        <w:t xml:space="preserve"> </w:t>
+      </w:r>
+      <w:proofErr w:type="spellStart"/>
+      <w:r>
+        <w:rPr>
+          <w:lang w:val="en-US"/>
+        </w:rPr>
+        <w:t>olarak</w:t>
+      </w:r>
+      <w:proofErr w:type="spellEnd"/>
+      <w:r>
+        <w:rPr>
+          <w:lang w:val="en-US"/>
+        </w:rPr>
+        <w:t xml:space="preserve"> control </w:t>
+      </w:r>
+      <w:proofErr w:type="spellStart"/>
+      <w:r>
+        <w:rPr>
+          <w:lang w:val="en-US"/>
+        </w:rPr>
+        <w:t>edilmiştir</w:t>
+      </w:r>
+      <w:proofErr w:type="spellEnd"/>
+      <w:r>
+        <w:rPr>
+          <w:lang w:val="en-US"/>
+        </w:rPr>
+        <w:t xml:space="preserve">. </w:t>
+      </w:r>
+      <w:proofErr w:type="spellStart"/>
+      <w:r>
+        <w:rPr>
+          <w:lang w:val="en-US"/>
+        </w:rPr>
+        <w:t>Aşağıdaki</w:t>
+      </w:r>
+      <w:proofErr w:type="spellEnd"/>
+      <w:r>
+        <w:rPr>
+          <w:lang w:val="en-US"/>
+        </w:rPr>
+        <w:t xml:space="preserve"> </w:t>
+      </w:r>
+      <w:proofErr w:type="spellStart"/>
+      <w:r>
+        <w:rPr>
+          <w:lang w:val="en-US"/>
+        </w:rPr>
+        <w:t>komutlar</w:t>
+      </w:r>
+      <w:proofErr w:type="spellEnd"/>
+      <w:r>
+        <w:rPr>
+          <w:lang w:val="en-US"/>
+        </w:rPr>
+        <w:t xml:space="preserve"> </w:t>
+      </w:r>
+      <w:proofErr w:type="spellStart"/>
+      <w:r>
+        <w:rPr>
+          <w:lang w:val="en-US"/>
+        </w:rPr>
+        <w:t>aracılığıyla</w:t>
+      </w:r>
+      <w:proofErr w:type="spellEnd"/>
+      <w:r>
+        <w:rPr>
+          <w:lang w:val="en-US"/>
+        </w:rPr>
+        <w:t xml:space="preserve"> </w:t>
+      </w:r>
+      <w:proofErr w:type="spellStart"/>
+      <w:r>
+        <w:rPr>
+          <w:lang w:val="en-US"/>
+        </w:rPr>
+        <w:t>veri</w:t>
+      </w:r>
+      <w:proofErr w:type="spellEnd"/>
+      <w:r>
+        <w:rPr>
+          <w:lang w:val="en-US"/>
+        </w:rPr>
+        <w:t xml:space="preserve"> </w:t>
+      </w:r>
+      <w:proofErr w:type="spellStart"/>
+      <w:r>
+        <w:rPr>
+          <w:lang w:val="en-US"/>
+        </w:rPr>
+        <w:t>tabanına</w:t>
+      </w:r>
+      <w:proofErr w:type="spellEnd"/>
+      <w:r>
+        <w:rPr>
+          <w:lang w:val="en-US"/>
+        </w:rPr>
+        <w:t xml:space="preserve"> </w:t>
+      </w:r>
+      <w:proofErr w:type="spellStart"/>
+      <w:r>
+        <w:rPr>
+          <w:lang w:val="en-US"/>
+        </w:rPr>
+        <w:t>bağlanılmış</w:t>
+      </w:r>
+      <w:proofErr w:type="spellEnd"/>
+      <w:r>
+        <w:rPr>
+          <w:lang w:val="en-US"/>
+        </w:rPr>
+        <w:t xml:space="preserve"> </w:t>
+      </w:r>
+      <w:proofErr w:type="spellStart"/>
+      <w:r>
+        <w:rPr>
+          <w:lang w:val="en-US"/>
+        </w:rPr>
+        <w:t>ve</w:t>
+      </w:r>
+      <w:proofErr w:type="spellEnd"/>
+      <w:r>
+        <w:rPr>
+          <w:lang w:val="en-US"/>
+        </w:rPr>
+        <w:t xml:space="preserve"> </w:t>
+      </w:r>
+      <w:proofErr w:type="spellStart"/>
+      <w:r>
+        <w:rPr>
+          <w:lang w:val="en-US"/>
+        </w:rPr>
+        <w:t>silinen</w:t>
+      </w:r>
+      <w:proofErr w:type="spellEnd"/>
+      <w:r>
+        <w:rPr>
+          <w:lang w:val="en-US"/>
+        </w:rPr>
+        <w:t xml:space="preserve"> </w:t>
+      </w:r>
+      <w:proofErr w:type="spellStart"/>
+      <w:r>
+        <w:rPr>
+          <w:lang w:val="en-US"/>
+        </w:rPr>
+        <w:t>veri</w:t>
+      </w:r>
+      <w:proofErr w:type="spellEnd"/>
+      <w:r>
+        <w:rPr>
+          <w:lang w:val="en-US"/>
+        </w:rPr>
+        <w:t xml:space="preserve"> </w:t>
+      </w:r>
+      <w:proofErr w:type="spellStart"/>
+      <w:r>
+        <w:rPr>
+          <w:lang w:val="en-US"/>
+        </w:rPr>
+        <w:t>sorgulanmıştır</w:t>
+      </w:r>
+      <w:proofErr w:type="spellEnd"/>
+      <w:r>
+        <w:rPr>
+          <w:lang w:val="en-US"/>
+        </w:rPr>
+        <w:t xml:space="preserve">. </w:t>
+      </w:r>
+      <w:proofErr w:type="spellStart"/>
+      <w:r>
+        <w:rPr>
+          <w:lang w:val="en-US"/>
+        </w:rPr>
+        <w:t>Görüleceği</w:t>
+      </w:r>
+      <w:proofErr w:type="spellEnd"/>
+      <w:r>
+        <w:rPr>
+          <w:lang w:val="en-US"/>
+        </w:rPr>
+        <w:t xml:space="preserve"> </w:t>
+      </w:r>
+      <w:proofErr w:type="spellStart"/>
+      <w:r>
+        <w:rPr>
+          <w:lang w:val="en-US"/>
+        </w:rPr>
+        <w:t>üzere</w:t>
+      </w:r>
+      <w:proofErr w:type="spellEnd"/>
+      <w:r>
+        <w:rPr>
+          <w:lang w:val="en-US"/>
+        </w:rPr>
+        <w:t xml:space="preserve"> </w:t>
+      </w:r>
+      <w:proofErr w:type="spellStart"/>
+      <w:r>
+        <w:rPr>
+          <w:lang w:val="en-US"/>
+        </w:rPr>
+        <w:t>veri</w:t>
+      </w:r>
+      <w:proofErr w:type="spellEnd"/>
+      <w:r>
+        <w:rPr>
+          <w:lang w:val="en-US"/>
+        </w:rPr>
+        <w:t xml:space="preserve"> </w:t>
+      </w:r>
+      <w:proofErr w:type="spellStart"/>
+      <w:r>
+        <w:rPr>
+          <w:lang w:val="en-US"/>
+        </w:rPr>
+        <w:t>kurtarma</w:t>
+      </w:r>
+      <w:proofErr w:type="spellEnd"/>
+      <w:r>
+        <w:rPr>
+          <w:lang w:val="en-US"/>
+        </w:rPr>
+        <w:t xml:space="preserve"> </w:t>
+      </w:r>
+      <w:proofErr w:type="spellStart"/>
+      <w:r>
+        <w:rPr>
+          <w:lang w:val="en-US"/>
+        </w:rPr>
+        <w:t>işlemi</w:t>
+      </w:r>
+      <w:proofErr w:type="spellEnd"/>
+      <w:r>
+        <w:rPr>
+          <w:lang w:val="en-US"/>
+        </w:rPr>
+        <w:t xml:space="preserve"> </w:t>
+      </w:r>
+      <w:proofErr w:type="spellStart"/>
+      <w:r>
+        <w:rPr>
+          <w:lang w:val="en-US"/>
+        </w:rPr>
+        <w:t>başarılı</w:t>
+      </w:r>
+      <w:proofErr w:type="spellEnd"/>
+      <w:r>
+        <w:rPr>
+          <w:lang w:val="en-US"/>
+        </w:rPr>
+        <w:t xml:space="preserve"> </w:t>
+      </w:r>
+      <w:proofErr w:type="spellStart"/>
+      <w:r>
+        <w:rPr>
+          <w:lang w:val="en-US"/>
+        </w:rPr>
+        <w:t>olmuştur</w:t>
+      </w:r>
+      <w:proofErr w:type="spellEnd"/>
+      <w:r>
+        <w:rPr>
+          <w:lang w:val="en-US"/>
+        </w:rPr>
+        <w:t>.</w:t>
+      </w:r>
+    </w:p>
+    <w:p>
+      <w:pPr>
+        <w:spacing w:before="240"/>
+        <w:jc w:val="center"/>
+        <w:rPr>
+          <w:lang w:val="en-US"/>
+        </w:rPr>
+      </w:pPr>
+      <w:r>
+        <w:rPr>
+          <w:lang w:val="en-US"/>
+        </w:rPr>
         <w:drawing>
-          <wp:inline distT="0" distB="0" distL="0" distR="0" wp14:anchorId="1BE69841" wp14:editId="5C37CBEE">
-            <wp:extent cx="5971540" cy="6381750"/>
-            <wp:effectExtent l="0" t="0" r="0" b="6350"/>
+          <wp:inline distT="0" distB="0" distL="0" distR="0" wp14:anchorId="1BE69841" wp14:editId="73A7231E">
+            <wp:extent cx="3751729" cy="4009452"/>
+            <wp:effectExtent l="0" t="0" r="0" b="3810"/>
             <wp:docPr id="870245113" name="Image 1" descr="Une image contenant texte, capture d’écran&#10;&#10;Le contenu généré par l’IA peut être incorrect."/>
             <wp:cNvGraphicFramePr>
               <a:graphicFrameLocks xmlns:a="http://schemas.openxmlformats.org/drawingml/2006/main" noChangeAspect="1"/>
@@ -1247,7 +1997,7 @@
                   <pic:spPr>
                     <a:xfrm>
                       <a:off x="0" y="0"/>
-                      <a:ext cx="5971540" cy="6381750"/>
+                      <a:ext cx="3751729" cy="4009452"/>
                     </a:xfrm>
                     <a:prstGeom prst="rect">
                       <a:avLst/>
@@ -1267,11 +2017,809 @@
           <w:lang w:val="en-US"/>
         </w:rPr>
       </w:pPr>
+      <w:proofErr w:type="spellStart"/>
+      <w:r>
+        <w:rPr>
+          <w:lang w:val="en-US"/>
+        </w:rPr>
+        <w:t>Ancak</w:t>
+      </w:r>
+      <w:proofErr w:type="spellEnd"/>
+      <w:r>
+        <w:rPr>
+          <w:lang w:val="en-US"/>
+        </w:rPr>
+        <w:t xml:space="preserve"> </w:t>
+      </w:r>
+      <w:proofErr w:type="spellStart"/>
+      <w:r>
+        <w:rPr>
+          <w:lang w:val="en-US"/>
+        </w:rPr>
+        <w:t>silinen</w:t>
+      </w:r>
+      <w:proofErr w:type="spellEnd"/>
+      <w:r>
+        <w:rPr>
+          <w:lang w:val="en-US"/>
+        </w:rPr>
+        <w:t xml:space="preserve"> </w:t>
+      </w:r>
+      <w:proofErr w:type="spellStart"/>
+      <w:r>
+        <w:rPr>
+          <w:lang w:val="en-US"/>
+        </w:rPr>
+        <w:t>veriye</w:t>
+      </w:r>
+      <w:proofErr w:type="spellEnd"/>
+      <w:r>
+        <w:rPr>
+          <w:lang w:val="en-US"/>
+        </w:rPr>
+        <w:t xml:space="preserve"> </w:t>
+      </w:r>
+      <w:proofErr w:type="spellStart"/>
+      <w:r>
+        <w:rPr>
+          <w:lang w:val="en-US"/>
+        </w:rPr>
+        <w:t>ulaşabilmek</w:t>
+      </w:r>
+      <w:proofErr w:type="spellEnd"/>
+      <w:r>
+        <w:rPr>
+          <w:lang w:val="en-US"/>
+        </w:rPr>
+        <w:t xml:space="preserve"> </w:t>
+      </w:r>
+      <w:proofErr w:type="spellStart"/>
+      <w:r>
+        <w:rPr>
+          <w:lang w:val="en-US"/>
+        </w:rPr>
+        <w:t>veri</w:t>
+      </w:r>
+      <w:proofErr w:type="spellEnd"/>
+      <w:r>
+        <w:rPr>
+          <w:lang w:val="en-US"/>
+        </w:rPr>
+        <w:t xml:space="preserve"> </w:t>
+      </w:r>
+      <w:proofErr w:type="spellStart"/>
+      <w:r>
+        <w:rPr>
+          <w:lang w:val="en-US"/>
+        </w:rPr>
+        <w:t>tabanının</w:t>
+      </w:r>
+      <w:proofErr w:type="spellEnd"/>
+      <w:r>
+        <w:rPr>
+          <w:lang w:val="en-US"/>
+        </w:rPr>
+        <w:t xml:space="preserve"> </w:t>
+      </w:r>
+      <w:proofErr w:type="spellStart"/>
+      <w:r>
+        <w:rPr>
+          <w:lang w:val="en-US"/>
+        </w:rPr>
+        <w:t>düzgün</w:t>
+      </w:r>
+      <w:proofErr w:type="spellEnd"/>
+      <w:r>
+        <w:rPr>
+          <w:lang w:val="en-US"/>
+        </w:rPr>
+        <w:t xml:space="preserve"> </w:t>
+      </w:r>
+      <w:proofErr w:type="spellStart"/>
+      <w:r>
+        <w:rPr>
+          <w:lang w:val="en-US"/>
+        </w:rPr>
+        <w:t>yedeklendiği</w:t>
+      </w:r>
+      <w:proofErr w:type="spellEnd"/>
+      <w:r>
+        <w:rPr>
+          <w:lang w:val="en-US"/>
+        </w:rPr>
+        <w:t xml:space="preserve"> </w:t>
+      </w:r>
+      <w:proofErr w:type="spellStart"/>
+      <w:r>
+        <w:rPr>
+          <w:lang w:val="en-US"/>
+        </w:rPr>
+        <w:t>ve</w:t>
+      </w:r>
+      <w:proofErr w:type="spellEnd"/>
+      <w:r>
+        <w:rPr>
+          <w:lang w:val="en-US"/>
+        </w:rPr>
+        <w:t xml:space="preserve"> </w:t>
+      </w:r>
+      <w:proofErr w:type="spellStart"/>
+      <w:r>
+        <w:rPr>
+          <w:lang w:val="en-US"/>
+        </w:rPr>
+        <w:t>geri</w:t>
+      </w:r>
+      <w:proofErr w:type="spellEnd"/>
+      <w:r>
+        <w:rPr>
+          <w:lang w:val="en-US"/>
+        </w:rPr>
+        <w:t xml:space="preserve"> </w:t>
+      </w:r>
+      <w:proofErr w:type="spellStart"/>
+      <w:r>
+        <w:rPr>
+          <w:lang w:val="en-US"/>
+        </w:rPr>
+        <w:t>yüklendiği</w:t>
+      </w:r>
+      <w:proofErr w:type="spellEnd"/>
+      <w:r>
+        <w:rPr>
+          <w:lang w:val="en-US"/>
+        </w:rPr>
+        <w:t xml:space="preserve"> </w:t>
+      </w:r>
+      <w:proofErr w:type="spellStart"/>
+      <w:r>
+        <w:rPr>
+          <w:lang w:val="en-US"/>
+        </w:rPr>
+        <w:t>anlamına</w:t>
+      </w:r>
+      <w:proofErr w:type="spellEnd"/>
+      <w:r>
+        <w:rPr>
+          <w:lang w:val="en-US"/>
+        </w:rPr>
+        <w:t xml:space="preserve"> </w:t>
+      </w:r>
+      <w:proofErr w:type="spellStart"/>
+      <w:r>
+        <w:rPr>
+          <w:lang w:val="en-US"/>
+        </w:rPr>
+        <w:t>gelmemektedir</w:t>
+      </w:r>
+      <w:proofErr w:type="spellEnd"/>
+      <w:r>
+        <w:rPr>
+          <w:lang w:val="en-US"/>
+        </w:rPr>
+        <w:t xml:space="preserve">. Bunun </w:t>
+      </w:r>
+      <w:proofErr w:type="spellStart"/>
+      <w:r>
+        <w:rPr>
+          <w:lang w:val="en-US"/>
+        </w:rPr>
+        <w:t>sebebi</w:t>
+      </w:r>
+      <w:proofErr w:type="spellEnd"/>
+      <w:r>
+        <w:rPr>
+          <w:lang w:val="en-US"/>
+        </w:rPr>
+        <w:t xml:space="preserve"> </w:t>
+      </w:r>
+      <w:proofErr w:type="spellStart"/>
+      <w:r>
+        <w:rPr>
+          <w:lang w:val="en-US"/>
+        </w:rPr>
+        <w:t>yukarıdaki</w:t>
+      </w:r>
+      <w:proofErr w:type="spellEnd"/>
+      <w:r>
+        <w:rPr>
+          <w:lang w:val="en-US"/>
+        </w:rPr>
+        <w:t xml:space="preserve"> </w:t>
+      </w:r>
+      <w:proofErr w:type="spellStart"/>
+      <w:r>
+        <w:rPr>
+          <w:lang w:val="en-US"/>
+        </w:rPr>
+        <w:t>pgBackRest</w:t>
+      </w:r>
+      <w:proofErr w:type="spellEnd"/>
+      <w:r>
+        <w:rPr>
+          <w:lang w:val="en-US"/>
+        </w:rPr>
+        <w:t xml:space="preserve"> </w:t>
+      </w:r>
+      <w:proofErr w:type="spellStart"/>
+      <w:r>
+        <w:rPr>
+          <w:lang w:val="en-US"/>
+        </w:rPr>
+        <w:t>komutunun</w:t>
+      </w:r>
+      <w:proofErr w:type="spellEnd"/>
+      <w:r>
+        <w:rPr>
+          <w:lang w:val="en-US"/>
+        </w:rPr>
+        <w:t xml:space="preserve"> </w:t>
+      </w:r>
+      <w:proofErr w:type="spellStart"/>
+      <w:r>
+        <w:rPr>
+          <w:lang w:val="en-US"/>
+        </w:rPr>
+        <w:t>yedek</w:t>
+      </w:r>
+      <w:proofErr w:type="spellEnd"/>
+      <w:r>
+        <w:rPr>
+          <w:lang w:val="en-US"/>
+        </w:rPr>
+        <w:t xml:space="preserve"> </w:t>
+      </w:r>
+      <w:proofErr w:type="spellStart"/>
+      <w:r>
+        <w:rPr>
+          <w:lang w:val="en-US"/>
+        </w:rPr>
+        <w:t>geri</w:t>
+      </w:r>
+      <w:proofErr w:type="spellEnd"/>
+      <w:r>
+        <w:rPr>
+          <w:lang w:val="en-US"/>
+        </w:rPr>
+        <w:t xml:space="preserve"> </w:t>
+      </w:r>
+      <w:proofErr w:type="spellStart"/>
+      <w:r>
+        <w:rPr>
+          <w:lang w:val="en-US"/>
+        </w:rPr>
+        <w:t>yükleme</w:t>
+      </w:r>
+      <w:proofErr w:type="spellEnd"/>
+      <w:r>
+        <w:rPr>
+          <w:lang w:val="en-US"/>
+        </w:rPr>
+        <w:t xml:space="preserve"> </w:t>
+      </w:r>
+      <w:proofErr w:type="spellStart"/>
+      <w:r>
+        <w:rPr>
+          <w:lang w:val="en-US"/>
+        </w:rPr>
+        <w:t>işlemini</w:t>
+      </w:r>
+      <w:proofErr w:type="spellEnd"/>
+      <w:r>
+        <w:rPr>
+          <w:lang w:val="en-US"/>
+        </w:rPr>
+        <w:t xml:space="preserve"> </w:t>
+      </w:r>
+      <w:proofErr w:type="spellStart"/>
+      <w:r>
+        <w:rPr>
+          <w:lang w:val="en-US"/>
+        </w:rPr>
+        <w:t>bizim</w:t>
+      </w:r>
+      <w:proofErr w:type="spellEnd"/>
+      <w:r>
+        <w:rPr>
+          <w:lang w:val="en-US"/>
+        </w:rPr>
+        <w:t xml:space="preserve"> var </w:t>
+      </w:r>
+      <w:proofErr w:type="spellStart"/>
+      <w:r>
+        <w:rPr>
+          <w:lang w:val="en-US"/>
+        </w:rPr>
+        <w:t>olan</w:t>
+      </w:r>
+      <w:proofErr w:type="spellEnd"/>
+      <w:r>
+        <w:rPr>
+          <w:lang w:val="en-US"/>
+        </w:rPr>
+        <w:t xml:space="preserve"> </w:t>
+      </w:r>
+      <w:proofErr w:type="spellStart"/>
+      <w:r>
+        <w:rPr>
+          <w:lang w:val="en-US"/>
+        </w:rPr>
+        <w:t>veri</w:t>
+      </w:r>
+      <w:proofErr w:type="spellEnd"/>
+      <w:r>
+        <w:rPr>
+          <w:lang w:val="en-US"/>
+        </w:rPr>
+        <w:t xml:space="preserve"> </w:t>
+      </w:r>
+      <w:proofErr w:type="spellStart"/>
+      <w:r>
+        <w:rPr>
+          <w:lang w:val="en-US"/>
+        </w:rPr>
+        <w:t>tabanımız</w:t>
+      </w:r>
+      <w:proofErr w:type="spellEnd"/>
+      <w:r>
+        <w:rPr>
+          <w:lang w:val="en-US"/>
+        </w:rPr>
+        <w:t xml:space="preserve"> </w:t>
+      </w:r>
+      <w:proofErr w:type="spellStart"/>
+      <w:r>
+        <w:rPr>
+          <w:lang w:val="en-US"/>
+        </w:rPr>
+        <w:t>üzerine</w:t>
+      </w:r>
+      <w:proofErr w:type="spellEnd"/>
+      <w:r>
+        <w:rPr>
+          <w:lang w:val="en-US"/>
+        </w:rPr>
+        <w:t xml:space="preserve"> </w:t>
+      </w:r>
+      <w:proofErr w:type="spellStart"/>
+      <w:r>
+        <w:rPr>
+          <w:lang w:val="en-US"/>
+        </w:rPr>
+        <w:t>yapmış</w:t>
+      </w:r>
+      <w:proofErr w:type="spellEnd"/>
+      <w:r>
+        <w:rPr>
+          <w:lang w:val="en-US"/>
+        </w:rPr>
+        <w:t xml:space="preserve"> </w:t>
+      </w:r>
+      <w:proofErr w:type="spellStart"/>
+      <w:r>
+        <w:rPr>
+          <w:lang w:val="en-US"/>
+        </w:rPr>
+        <w:t>olmasıdır.</w:t>
+      </w:r>
+      <w:proofErr w:type="spellEnd"/>
+      <w:r>
+        <w:rPr>
+          <w:lang w:val="en-US"/>
+        </w:rPr>
+        <w:t xml:space="preserve"> </w:t>
+      </w:r>
+      <w:proofErr w:type="spellStart"/>
+      <w:r>
+        <w:rPr>
+          <w:lang w:val="en-US"/>
+        </w:rPr>
+        <w:t>Aşağıdaki</w:t>
+      </w:r>
+      <w:proofErr w:type="spellEnd"/>
+      <w:r>
+        <w:rPr>
+          <w:lang w:val="en-US"/>
+        </w:rPr>
+        <w:t xml:space="preserve"> </w:t>
+      </w:r>
+      <w:proofErr w:type="spellStart"/>
+      <w:r>
+        <w:rPr>
+          <w:lang w:val="en-US"/>
+        </w:rPr>
+        <w:t>komut</w:t>
+      </w:r>
+      <w:proofErr w:type="spellEnd"/>
+      <w:r>
+        <w:rPr>
+          <w:lang w:val="en-US"/>
+        </w:rPr>
+        <w:t xml:space="preserve"> </w:t>
+      </w:r>
+      <w:proofErr w:type="spellStart"/>
+      <w:r>
+        <w:rPr>
+          <w:lang w:val="en-US"/>
+        </w:rPr>
+        <w:t>aracılığıyla</w:t>
+      </w:r>
+      <w:proofErr w:type="spellEnd"/>
+      <w:r>
+        <w:rPr>
+          <w:lang w:val="en-US"/>
+        </w:rPr>
+        <w:t xml:space="preserve"> </w:t>
+      </w:r>
+      <w:proofErr w:type="spellStart"/>
+      <w:r>
+        <w:rPr>
+          <w:lang w:val="en-US"/>
+        </w:rPr>
+        <w:t>hiç</w:t>
+      </w:r>
+      <w:proofErr w:type="spellEnd"/>
+      <w:r>
+        <w:rPr>
+          <w:lang w:val="en-US"/>
+        </w:rPr>
+        <w:t xml:space="preserve"> var </w:t>
+      </w:r>
+      <w:proofErr w:type="spellStart"/>
+      <w:r>
+        <w:rPr>
+          <w:lang w:val="en-US"/>
+        </w:rPr>
+        <w:t>olmayan</w:t>
+      </w:r>
+      <w:proofErr w:type="spellEnd"/>
+      <w:r>
+        <w:rPr>
+          <w:lang w:val="en-US"/>
+        </w:rPr>
+        <w:t xml:space="preserve"> </w:t>
+      </w:r>
+      <w:proofErr w:type="spellStart"/>
+      <w:r>
+        <w:rPr>
+          <w:lang w:val="en-US"/>
+        </w:rPr>
+        <w:t>bir</w:t>
+      </w:r>
+      <w:proofErr w:type="spellEnd"/>
+      <w:r>
+        <w:rPr>
+          <w:lang w:val="en-US"/>
+        </w:rPr>
+        <w:t xml:space="preserve"> </w:t>
+      </w:r>
+      <w:proofErr w:type="spellStart"/>
+      <w:r>
+        <w:rPr>
+          <w:lang w:val="en-US"/>
+        </w:rPr>
+        <w:t>dizine</w:t>
+      </w:r>
+      <w:proofErr w:type="spellEnd"/>
+      <w:r>
+        <w:rPr>
+          <w:lang w:val="en-US"/>
+        </w:rPr>
+        <w:t xml:space="preserve"> </w:t>
+      </w:r>
+      <w:proofErr w:type="spellStart"/>
+      <w:r>
+        <w:rPr>
+          <w:lang w:val="en-US"/>
+        </w:rPr>
+        <w:t>geri</w:t>
+      </w:r>
+      <w:proofErr w:type="spellEnd"/>
+      <w:r>
+        <w:rPr>
+          <w:lang w:val="en-US"/>
+        </w:rPr>
+        <w:t xml:space="preserve"> </w:t>
+      </w:r>
+      <w:proofErr w:type="spellStart"/>
       <w:r>
         <w:rPr>
           <w:lang w:val="en-US"/>
         </w:rPr>
         <w:lastRenderedPageBreak/>
+        <w:t>yükleme</w:t>
+      </w:r>
+      <w:proofErr w:type="spellEnd"/>
+      <w:r>
+        <w:rPr>
+          <w:lang w:val="en-US"/>
+        </w:rPr>
+        <w:t xml:space="preserve"> </w:t>
+      </w:r>
+      <w:proofErr w:type="spellStart"/>
+      <w:r>
+        <w:rPr>
+          <w:lang w:val="en-US"/>
+        </w:rPr>
+        <w:t>yapılarak</w:t>
+      </w:r>
+      <w:proofErr w:type="spellEnd"/>
+      <w:r>
+        <w:rPr>
+          <w:lang w:val="en-US"/>
+        </w:rPr>
+        <w:t xml:space="preserve"> tam </w:t>
+      </w:r>
+      <w:proofErr w:type="spellStart"/>
+      <w:r>
+        <w:rPr>
+          <w:lang w:val="en-US"/>
+        </w:rPr>
+        <w:t>kontrol</w:t>
+      </w:r>
+      <w:proofErr w:type="spellEnd"/>
+      <w:r>
+        <w:rPr>
+          <w:lang w:val="en-US"/>
+        </w:rPr>
+        <w:t xml:space="preserve"> </w:t>
+      </w:r>
+      <w:proofErr w:type="spellStart"/>
+      <w:r>
+        <w:rPr>
+          <w:lang w:val="en-US"/>
+        </w:rPr>
+        <w:t>gerçekleştirilmiştir</w:t>
+      </w:r>
+      <w:proofErr w:type="spellEnd"/>
+      <w:r>
+        <w:rPr>
+          <w:lang w:val="en-US"/>
+        </w:rPr>
+        <w:t xml:space="preserve">. Bu </w:t>
+      </w:r>
+      <w:proofErr w:type="spellStart"/>
+      <w:r>
+        <w:rPr>
+          <w:lang w:val="en-US"/>
+        </w:rPr>
+        <w:t>k</w:t>
+      </w:r>
+      <w:r>
+        <w:rPr>
+          <w:lang w:val="en-US"/>
+        </w:rPr>
+        <w:t>ontroller</w:t>
+      </w:r>
+      <w:proofErr w:type="spellEnd"/>
+      <w:r>
+        <w:rPr>
+          <w:lang w:val="en-US"/>
+        </w:rPr>
+        <w:t xml:space="preserve"> </w:t>
+      </w:r>
+      <w:proofErr w:type="spellStart"/>
+      <w:r>
+        <w:rPr>
+          <w:lang w:val="en-US"/>
+        </w:rPr>
+        <w:t>sonrasında</w:t>
+      </w:r>
+      <w:proofErr w:type="spellEnd"/>
+      <w:r>
+        <w:rPr>
+          <w:lang w:val="en-US"/>
+        </w:rPr>
+        <w:t xml:space="preserve"> </w:t>
+      </w:r>
+      <w:proofErr w:type="spellStart"/>
+      <w:r>
+        <w:rPr>
+          <w:lang w:val="en-US"/>
+        </w:rPr>
+        <w:t>boş</w:t>
+      </w:r>
+      <w:proofErr w:type="spellEnd"/>
+      <w:r>
+        <w:rPr>
+          <w:lang w:val="en-US"/>
+        </w:rPr>
+        <w:t xml:space="preserve"> </w:t>
+      </w:r>
+      <w:proofErr w:type="spellStart"/>
+      <w:r>
+        <w:rPr>
+          <w:lang w:val="en-US"/>
+        </w:rPr>
+        <w:t>dizine</w:t>
+      </w:r>
+      <w:proofErr w:type="spellEnd"/>
+      <w:r>
+        <w:rPr>
+          <w:lang w:val="en-US"/>
+        </w:rPr>
+        <w:t xml:space="preserve"> </w:t>
+      </w:r>
+      <w:proofErr w:type="spellStart"/>
+      <w:r>
+        <w:rPr>
+          <w:lang w:val="en-US"/>
+        </w:rPr>
+        <w:t>dahi</w:t>
+      </w:r>
+      <w:proofErr w:type="spellEnd"/>
+      <w:r>
+        <w:rPr>
+          <w:lang w:val="en-US"/>
+        </w:rPr>
+        <w:t xml:space="preserve"> </w:t>
+      </w:r>
+      <w:proofErr w:type="spellStart"/>
+      <w:r>
+        <w:rPr>
+          <w:lang w:val="en-US"/>
+        </w:rPr>
+        <w:t>geri</w:t>
+      </w:r>
+      <w:proofErr w:type="spellEnd"/>
+      <w:r>
+        <w:rPr>
+          <w:lang w:val="en-US"/>
+        </w:rPr>
+        <w:t xml:space="preserve"> </w:t>
+      </w:r>
+      <w:proofErr w:type="spellStart"/>
+      <w:r>
+        <w:rPr>
+          <w:lang w:val="en-US"/>
+        </w:rPr>
+        <w:t>yükleme</w:t>
+      </w:r>
+      <w:proofErr w:type="spellEnd"/>
+      <w:r>
+        <w:rPr>
+          <w:lang w:val="en-US"/>
+        </w:rPr>
+        <w:t xml:space="preserve"> </w:t>
+      </w:r>
+      <w:proofErr w:type="spellStart"/>
+      <w:r>
+        <w:rPr>
+          <w:lang w:val="en-US"/>
+        </w:rPr>
+        <w:t>yapılabildiği</w:t>
+      </w:r>
+      <w:proofErr w:type="spellEnd"/>
+      <w:r>
+        <w:rPr>
+          <w:lang w:val="en-US"/>
+        </w:rPr>
+        <w:t xml:space="preserve">, </w:t>
+      </w:r>
+      <w:proofErr w:type="spellStart"/>
+      <w:r>
+        <w:rPr>
+          <w:lang w:val="en-US"/>
+        </w:rPr>
+        <w:t>verilerin</w:t>
+      </w:r>
+      <w:proofErr w:type="spellEnd"/>
+      <w:r>
+        <w:rPr>
+          <w:lang w:val="en-US"/>
+        </w:rPr>
+        <w:t xml:space="preserve"> </w:t>
+      </w:r>
+      <w:proofErr w:type="spellStart"/>
+      <w:r>
+        <w:rPr>
+          <w:lang w:val="en-US"/>
+        </w:rPr>
+        <w:t>düzgün</w:t>
+      </w:r>
+      <w:proofErr w:type="spellEnd"/>
+      <w:r>
+        <w:rPr>
+          <w:lang w:val="en-US"/>
+        </w:rPr>
+        <w:t xml:space="preserve"> </w:t>
+      </w:r>
+      <w:proofErr w:type="spellStart"/>
+      <w:r>
+        <w:rPr>
+          <w:lang w:val="en-US"/>
+        </w:rPr>
+        <w:t>şekilde</w:t>
+      </w:r>
+      <w:proofErr w:type="spellEnd"/>
+      <w:r>
+        <w:rPr>
+          <w:lang w:val="en-US"/>
+        </w:rPr>
+        <w:t xml:space="preserve"> </w:t>
+      </w:r>
+      <w:proofErr w:type="spellStart"/>
+      <w:r>
+        <w:rPr>
+          <w:lang w:val="en-US"/>
+        </w:rPr>
+        <w:t>yedeklendiği</w:t>
+      </w:r>
+      <w:proofErr w:type="spellEnd"/>
+      <w:r>
+        <w:rPr>
+          <w:lang w:val="en-US"/>
+        </w:rPr>
+        <w:t xml:space="preserve"> </w:t>
+      </w:r>
+      <w:proofErr w:type="spellStart"/>
+      <w:r>
+        <w:rPr>
+          <w:lang w:val="en-US"/>
+        </w:rPr>
+        <w:t>ve</w:t>
+      </w:r>
+      <w:proofErr w:type="spellEnd"/>
+      <w:r>
+        <w:rPr>
+          <w:lang w:val="en-US"/>
+        </w:rPr>
+        <w:t xml:space="preserve"> </w:t>
+      </w:r>
+      <w:proofErr w:type="spellStart"/>
+      <w:r>
+        <w:rPr>
+          <w:lang w:val="en-US"/>
+        </w:rPr>
+        <w:t>geri</w:t>
+      </w:r>
+      <w:proofErr w:type="spellEnd"/>
+      <w:r>
+        <w:rPr>
+          <w:lang w:val="en-US"/>
+        </w:rPr>
+        <w:t xml:space="preserve"> </w:t>
+      </w:r>
+      <w:proofErr w:type="spellStart"/>
+      <w:r>
+        <w:rPr>
+          <w:lang w:val="en-US"/>
+        </w:rPr>
+        <w:t>yüklendiği</w:t>
+      </w:r>
+      <w:proofErr w:type="spellEnd"/>
+      <w:r>
+        <w:rPr>
+          <w:lang w:val="en-US"/>
+        </w:rPr>
+        <w:t xml:space="preserve"> </w:t>
+      </w:r>
+      <w:proofErr w:type="spellStart"/>
+      <w:r>
+        <w:rPr>
+          <w:lang w:val="en-US"/>
+        </w:rPr>
+        <w:t>görülmüştür</w:t>
+      </w:r>
+      <w:proofErr w:type="spellEnd"/>
+      <w:r>
+        <w:rPr>
+          <w:lang w:val="en-US"/>
+        </w:rPr>
+        <w:t>.</w:t>
+      </w:r>
+    </w:p>
+    <w:p>
+      <w:pPr>
+        <w:spacing w:before="240"/>
+        <w:rPr>
+          <w:lang w:val="en-US"/>
+        </w:rPr>
+      </w:pPr>
+      <w:r>
+        <w:rPr>
+          <w:lang w:val="en-US"/>
+        </w:rPr>
         <w:drawing>
           <wp:inline distT="0" distB="0" distL="0" distR="0" wp14:anchorId="48554455" wp14:editId="31F69B3A">
             <wp:extent cx="5971540" cy="2945130"/>
@@ -1308,6 +2856,457 @@
           </wp:inline>
         </w:drawing>
       </w:r>
+    </w:p>
+    <w:p>
+      <w:pPr>
+        <w:spacing w:before="240"/>
+        <w:rPr>
+          <w:lang w:val="en-US"/>
+        </w:rPr>
+      </w:pPr>
+    </w:p>
+    <w:p>
+      <w:pPr>
+        <w:pStyle w:val="Titre1"/>
+        <w:rPr>
+          <w:lang w:val="en-US"/>
+        </w:rPr>
+      </w:pPr>
+      <w:proofErr w:type="spellStart"/>
+      <w:r>
+        <w:rPr>
+          <w:lang w:val="en-US"/>
+        </w:rPr>
+        <w:t>Çıktılar</w:t>
+      </w:r>
+      <w:proofErr w:type="spellEnd"/>
+    </w:p>
+    <w:p>
+      <w:pPr>
+        <w:rPr>
+          <w:lang w:val="en-US"/>
+        </w:rPr>
+      </w:pPr>
+    </w:p>
+    <w:p>
+      <w:pPr>
+        <w:rPr>
+          <w:lang w:val="en-US"/>
+        </w:rPr>
+      </w:pPr>
+      <w:proofErr w:type="spellStart"/>
+      <w:r>
+        <w:rPr>
+          <w:lang w:val="en-US"/>
+        </w:rPr>
+        <w:t>Proje</w:t>
+      </w:r>
+      <w:proofErr w:type="spellEnd"/>
+      <w:r>
+        <w:rPr>
+          <w:lang w:val="en-US"/>
+        </w:rPr>
+        <w:t xml:space="preserve"> </w:t>
+      </w:r>
+      <w:proofErr w:type="spellStart"/>
+      <w:r>
+        <w:rPr>
+          <w:lang w:val="en-US"/>
+        </w:rPr>
+        <w:t>kapsamında</w:t>
+      </w:r>
+      <w:proofErr w:type="spellEnd"/>
+      <w:r>
+        <w:rPr>
+          <w:lang w:val="en-US"/>
+        </w:rPr>
+        <w:t xml:space="preserve"> </w:t>
+      </w:r>
+      <w:proofErr w:type="spellStart"/>
+      <w:r>
+        <w:rPr>
+          <w:lang w:val="en-US"/>
+        </w:rPr>
+        <w:t>yapılan</w:t>
+      </w:r>
+      <w:proofErr w:type="spellEnd"/>
+      <w:r>
+        <w:rPr>
+          <w:lang w:val="en-US"/>
+        </w:rPr>
+        <w:t xml:space="preserve"> </w:t>
+      </w:r>
+      <w:proofErr w:type="spellStart"/>
+      <w:r>
+        <w:rPr>
+          <w:lang w:val="en-US"/>
+        </w:rPr>
+        <w:t>işlemler</w:t>
+      </w:r>
+      <w:proofErr w:type="spellEnd"/>
+      <w:r>
+        <w:rPr>
+          <w:lang w:val="en-US"/>
+        </w:rPr>
+        <w:t xml:space="preserve"> </w:t>
+      </w:r>
+      <w:proofErr w:type="spellStart"/>
+      <w:r>
+        <w:rPr>
+          <w:lang w:val="en-US"/>
+        </w:rPr>
+        <w:t>sayesinde</w:t>
+      </w:r>
+      <w:proofErr w:type="spellEnd"/>
+      <w:r>
+        <w:rPr>
+          <w:lang w:val="en-US"/>
+        </w:rPr>
+        <w:t xml:space="preserve"> </w:t>
+      </w:r>
+      <w:proofErr w:type="spellStart"/>
+      <w:r>
+        <w:rPr>
+          <w:lang w:val="en-US"/>
+        </w:rPr>
+        <w:t>veri</w:t>
+      </w:r>
+      <w:proofErr w:type="spellEnd"/>
+      <w:r>
+        <w:rPr>
+          <w:lang w:val="en-US"/>
+        </w:rPr>
+        <w:t xml:space="preserve"> </w:t>
+      </w:r>
+      <w:proofErr w:type="spellStart"/>
+      <w:r>
+        <w:rPr>
+          <w:lang w:val="en-US"/>
+        </w:rPr>
+        <w:t>tabanlarının</w:t>
+      </w:r>
+      <w:proofErr w:type="spellEnd"/>
+      <w:r>
+        <w:rPr>
+          <w:lang w:val="en-US"/>
+        </w:rPr>
+        <w:t xml:space="preserve"> </w:t>
+      </w:r>
+      <w:proofErr w:type="spellStart"/>
+      <w:r>
+        <w:rPr>
+          <w:lang w:val="en-US"/>
+        </w:rPr>
+        <w:t>elle</w:t>
+      </w:r>
+      <w:proofErr w:type="spellEnd"/>
+      <w:r>
+        <w:rPr>
+          <w:lang w:val="en-US"/>
+        </w:rPr>
+        <w:t xml:space="preserve"> </w:t>
+      </w:r>
+      <w:proofErr w:type="spellStart"/>
+      <w:r>
+        <w:rPr>
+          <w:lang w:val="en-US"/>
+        </w:rPr>
+        <w:t>nasıl</w:t>
+      </w:r>
+      <w:proofErr w:type="spellEnd"/>
+      <w:r>
+        <w:rPr>
+          <w:lang w:val="en-US"/>
+        </w:rPr>
+        <w:t xml:space="preserve"> </w:t>
+      </w:r>
+      <w:proofErr w:type="spellStart"/>
+      <w:r>
+        <w:rPr>
+          <w:lang w:val="en-US"/>
+        </w:rPr>
+        <w:t>yedeklenebilceği</w:t>
+      </w:r>
+      <w:proofErr w:type="spellEnd"/>
+      <w:r>
+        <w:rPr>
+          <w:lang w:val="en-US"/>
+        </w:rPr>
+        <w:t xml:space="preserve">, </w:t>
+      </w:r>
+      <w:proofErr w:type="spellStart"/>
+      <w:r>
+        <w:rPr>
+          <w:lang w:val="en-US"/>
+        </w:rPr>
+        <w:t>veri</w:t>
+      </w:r>
+      <w:proofErr w:type="spellEnd"/>
+      <w:r>
+        <w:rPr>
+          <w:lang w:val="en-US"/>
+        </w:rPr>
+        <w:t xml:space="preserve"> </w:t>
+      </w:r>
+      <w:proofErr w:type="spellStart"/>
+      <w:r>
+        <w:rPr>
+          <w:lang w:val="en-US"/>
+        </w:rPr>
+        <w:t>tabanı</w:t>
+      </w:r>
+      <w:proofErr w:type="spellEnd"/>
+      <w:r>
+        <w:rPr>
+          <w:lang w:val="en-US"/>
+        </w:rPr>
+        <w:t xml:space="preserve"> </w:t>
+      </w:r>
+      <w:proofErr w:type="spellStart"/>
+      <w:r>
+        <w:rPr>
+          <w:lang w:val="en-US"/>
+        </w:rPr>
+        <w:t>yedekleme</w:t>
+      </w:r>
+      <w:proofErr w:type="spellEnd"/>
+      <w:r>
+        <w:rPr>
+          <w:lang w:val="en-US"/>
+        </w:rPr>
+        <w:t xml:space="preserve"> </w:t>
+      </w:r>
+      <w:proofErr w:type="spellStart"/>
+      <w:r>
+        <w:rPr>
+          <w:lang w:val="en-US"/>
+        </w:rPr>
+        <w:t>türlerinin</w:t>
+      </w:r>
+      <w:proofErr w:type="spellEnd"/>
+      <w:r>
+        <w:rPr>
+          <w:lang w:val="en-US"/>
+        </w:rPr>
+        <w:t xml:space="preserve"> </w:t>
+      </w:r>
+      <w:proofErr w:type="spellStart"/>
+      <w:r>
+        <w:rPr>
+          <w:lang w:val="en-US"/>
+        </w:rPr>
+        <w:t>neler</w:t>
+      </w:r>
+      <w:proofErr w:type="spellEnd"/>
+      <w:r>
+        <w:rPr>
+          <w:lang w:val="en-US"/>
+        </w:rPr>
+        <w:t xml:space="preserve"> </w:t>
+      </w:r>
+      <w:proofErr w:type="spellStart"/>
+      <w:r>
+        <w:rPr>
+          <w:lang w:val="en-US"/>
+        </w:rPr>
+        <w:t>olduğu</w:t>
+      </w:r>
+      <w:proofErr w:type="spellEnd"/>
+      <w:r>
+        <w:rPr>
+          <w:lang w:val="en-US"/>
+        </w:rPr>
+        <w:t xml:space="preserve">, </w:t>
+      </w:r>
+      <w:proofErr w:type="spellStart"/>
+      <w:r>
+        <w:rPr>
+          <w:lang w:val="en-US"/>
+        </w:rPr>
+        <w:t>veri</w:t>
+      </w:r>
+      <w:proofErr w:type="spellEnd"/>
+      <w:r>
+        <w:rPr>
+          <w:lang w:val="en-US"/>
+        </w:rPr>
+        <w:t xml:space="preserve"> </w:t>
+      </w:r>
+      <w:proofErr w:type="spellStart"/>
+      <w:r>
+        <w:rPr>
+          <w:lang w:val="en-US"/>
+        </w:rPr>
+        <w:t>tabanı</w:t>
+      </w:r>
+      <w:proofErr w:type="spellEnd"/>
+      <w:r>
+        <w:rPr>
+          <w:lang w:val="en-US"/>
+        </w:rPr>
+        <w:t xml:space="preserve"> </w:t>
+      </w:r>
+      <w:proofErr w:type="spellStart"/>
+      <w:r>
+        <w:rPr>
+          <w:lang w:val="en-US"/>
+        </w:rPr>
+        <w:t>yedekleme</w:t>
+      </w:r>
+      <w:proofErr w:type="spellEnd"/>
+      <w:r>
+        <w:rPr>
+          <w:lang w:val="en-US"/>
+        </w:rPr>
+        <w:t xml:space="preserve"> </w:t>
+      </w:r>
+      <w:proofErr w:type="spellStart"/>
+      <w:r>
+        <w:rPr>
+          <w:lang w:val="en-US"/>
+        </w:rPr>
+        <w:t>stratejilerinin</w:t>
+      </w:r>
+      <w:proofErr w:type="spellEnd"/>
+      <w:r>
+        <w:rPr>
+          <w:lang w:val="en-US"/>
+        </w:rPr>
+        <w:t xml:space="preserve"> </w:t>
+      </w:r>
+      <w:proofErr w:type="spellStart"/>
+      <w:r>
+        <w:rPr>
+          <w:lang w:val="en-US"/>
+        </w:rPr>
+        <w:t>nasıl</w:t>
+      </w:r>
+      <w:proofErr w:type="spellEnd"/>
+      <w:r>
+        <w:rPr>
+          <w:lang w:val="en-US"/>
+        </w:rPr>
+        <w:t xml:space="preserve"> </w:t>
+      </w:r>
+      <w:proofErr w:type="spellStart"/>
+      <w:r>
+        <w:rPr>
+          <w:lang w:val="en-US"/>
+        </w:rPr>
+        <w:t>hazırlanması</w:t>
+      </w:r>
+      <w:proofErr w:type="spellEnd"/>
+      <w:r>
+        <w:rPr>
+          <w:lang w:val="en-US"/>
+        </w:rPr>
+        <w:t xml:space="preserve"> </w:t>
+      </w:r>
+      <w:proofErr w:type="spellStart"/>
+      <w:r>
+        <w:rPr>
+          <w:lang w:val="en-US"/>
+        </w:rPr>
+        <w:t>gerektiği</w:t>
+      </w:r>
+      <w:proofErr w:type="spellEnd"/>
+      <w:r>
+        <w:rPr>
+          <w:lang w:val="en-US"/>
+        </w:rPr>
+        <w:t xml:space="preserve">, </w:t>
+      </w:r>
+      <w:proofErr w:type="spellStart"/>
+      <w:r>
+        <w:rPr>
+          <w:lang w:val="en-US"/>
+        </w:rPr>
+        <w:t>hazırlanan</w:t>
+      </w:r>
+      <w:proofErr w:type="spellEnd"/>
+      <w:r>
+        <w:rPr>
+          <w:lang w:val="en-US"/>
+        </w:rPr>
+        <w:t xml:space="preserve"> </w:t>
+      </w:r>
+      <w:proofErr w:type="spellStart"/>
+      <w:r>
+        <w:rPr>
+          <w:lang w:val="en-US"/>
+        </w:rPr>
+        <w:t>stratejilerin</w:t>
+      </w:r>
+      <w:proofErr w:type="spellEnd"/>
+      <w:r>
+        <w:rPr>
+          <w:lang w:val="en-US"/>
+        </w:rPr>
+        <w:t xml:space="preserve"> </w:t>
+      </w:r>
+      <w:proofErr w:type="spellStart"/>
+      <w:r>
+        <w:rPr>
+          <w:lang w:val="en-US"/>
+        </w:rPr>
+        <w:t>nasıl</w:t>
+      </w:r>
+      <w:proofErr w:type="spellEnd"/>
+      <w:r>
+        <w:rPr>
+          <w:lang w:val="en-US"/>
+        </w:rPr>
+        <w:t xml:space="preserve"> </w:t>
+      </w:r>
+      <w:proofErr w:type="spellStart"/>
+      <w:r>
+        <w:rPr>
+          <w:lang w:val="en-US"/>
+        </w:rPr>
+        <w:t>uygulamaya</w:t>
+      </w:r>
+      <w:proofErr w:type="spellEnd"/>
+      <w:r>
+        <w:rPr>
+          <w:lang w:val="en-US"/>
+        </w:rPr>
+        <w:t xml:space="preserve"> </w:t>
+      </w:r>
+      <w:proofErr w:type="spellStart"/>
+      <w:r>
+        <w:rPr>
+          <w:lang w:val="en-US"/>
+        </w:rPr>
+        <w:t>döküleceği</w:t>
+      </w:r>
+      <w:proofErr w:type="spellEnd"/>
+      <w:r>
+        <w:rPr>
+          <w:lang w:val="en-US"/>
+        </w:rPr>
+        <w:t xml:space="preserve"> </w:t>
+      </w:r>
+      <w:proofErr w:type="spellStart"/>
+      <w:r>
+        <w:rPr>
+          <w:lang w:val="en-US"/>
+        </w:rPr>
+        <w:t>öğrenilmiştir</w:t>
+      </w:r>
+      <w:proofErr w:type="spellEnd"/>
+      <w:r>
+        <w:rPr>
+          <w:lang w:val="en-US"/>
+        </w:rPr>
+        <w:t xml:space="preserve">.  </w:t>
+      </w:r>
+    </w:p>
+    <w:p>
+      <w:pPr>
+        <w:rPr>
+          <w:lang w:val="en-US"/>
+        </w:rPr>
+      </w:pPr>
     </w:p>
     <w:sectPr>
       <w:pgSz w:w="12240" w:h="15840"/>
